--- a/12/docs/answer/answer.docx
+++ b/12/docs/answer/answer.docx
@@ -29,7 +29,7 @@
         <w:rPr>
           <w:rFonts w:hint="eastAsia"/>
         </w:rPr>
-        <w:t xml:space="preserve">姜玥晟</w:t>
+        <w:t xml:space="preserve">姜玥晟、周鑫志、高西飞</w:t>
       </w:r>
     </w:p>
     <w:p>
@@ -43,11 +43,14 @@
     <w:tbl>
       <w:tblPr>
         <w:tblStyle w:val="Table"/>
-        <w:tblW w:type="auto" w:w="0"/>
+        <w:tblW w:type="pct" w:w="5000"/>
+        <w:tblLayout w:type="fixed"/>
         <w:tblLook w:firstRow="1" w:lastRow="0" w:firstColumn="0" w:lastColumn="0" w:noHBand="0" w:noVBand="0" w:val="0020"/>
       </w:tblPr>
       <w:tblGrid>
-        <w:gridCol w:w="7920"/>
+        <w:gridCol w:w="2640"/>
+        <w:gridCol w:w="2640"/>
+        <w:gridCol w:w="2640"/>
       </w:tblGrid>
       <w:tr>
         <w:trPr>
@@ -63,14 +66,14 @@
             <w:r>
               <w:drawing>
                 <wp:inline>
-                  <wp:extent cx="1066800" cy="1493520"/>
+                  <wp:extent cx="4160520" cy="5824728"/>
                   <wp:effectExtent b="0" l="0" r="0" t="0"/>
-                  <wp:docPr descr="Portrait" title="" id="10" name="Picture"/>
+                  <wp:docPr descr="姜玥晟" title="" id="10" name="Picture"/>
                   <a:graphic>
                     <a:graphicData uri="http://schemas.openxmlformats.org/drawingml/2006/picture">
                       <pic:pic>
                         <pic:nvPicPr>
-                          <pic:cNvPr descr="assets/profile.jpg" id="11" name="Picture"/>
+                          <pic:cNvPr descr="assets/pic_1.jpg" id="11" name="Picture"/>
                           <pic:cNvPicPr>
                             <a:picLocks noChangeArrowheads="1" noChangeAspect="1"/>
                           </pic:cNvPicPr>
@@ -84,7 +87,7 @@
                         <pic:spPr bwMode="auto">
                           <a:xfrm>
                             <a:off x="0" y="0"/>
-                            <a:ext cx="1066800" cy="1493520"/>
+                            <a:ext cx="4160520" cy="5824728"/>
                           </a:xfrm>
                           <a:prstGeom prst="rect">
                             <a:avLst/>
@@ -101,6 +104,155 @@
                   </a:graphic>
                 </wp:inline>
               </w:drawing>
+            </w:r>
+          </w:p>
+        </w:tc>
+        <w:tc>
+          <w:tcPr/>
+          <w:p>
+            <w:pPr>
+              <w:pStyle w:val="Compact"/>
+              <w:jc w:val="center"/>
+            </w:pPr>
+            <w:r>
+              <w:drawing>
+                <wp:inline>
+                  <wp:extent cx="4160520" cy="6240780"/>
+                  <wp:effectExtent b="0" l="0" r="0" t="0"/>
+                  <wp:docPr descr="周鑫志" title="" id="13" name="Picture"/>
+                  <a:graphic>
+                    <a:graphicData uri="http://schemas.openxmlformats.org/drawingml/2006/picture">
+                      <pic:pic>
+                        <pic:nvPicPr>
+                          <pic:cNvPr descr="assets/pic_2.jpg" id="14" name="Picture"/>
+                          <pic:cNvPicPr>
+                            <a:picLocks noChangeArrowheads="1" noChangeAspect="1"/>
+                          </pic:cNvPicPr>
+                        </pic:nvPicPr>
+                        <pic:blipFill>
+                          <a:blip r:embed="rId12"/>
+                          <a:stretch>
+                            <a:fillRect/>
+                          </a:stretch>
+                        </pic:blipFill>
+                        <pic:spPr bwMode="auto">
+                          <a:xfrm>
+                            <a:off x="0" y="0"/>
+                            <a:ext cx="4160520" cy="6240780"/>
+                          </a:xfrm>
+                          <a:prstGeom prst="rect">
+                            <a:avLst/>
+                          </a:prstGeom>
+                          <a:noFill/>
+                          <a:ln w="9525">
+                            <a:noFill/>
+                            <a:headEnd/>
+                            <a:tailEnd/>
+                          </a:ln>
+                        </pic:spPr>
+                      </pic:pic>
+                    </a:graphicData>
+                  </a:graphic>
+                </wp:inline>
+              </w:drawing>
+            </w:r>
+          </w:p>
+        </w:tc>
+        <w:tc>
+          <w:tcPr/>
+          <w:p>
+            <w:pPr>
+              <w:pStyle w:val="Compact"/>
+              <w:jc w:val="center"/>
+            </w:pPr>
+            <w:r>
+              <w:drawing>
+                <wp:inline>
+                  <wp:extent cx="3898900" cy="5397500"/>
+                  <wp:effectExtent b="0" l="0" r="0" t="0"/>
+                  <wp:docPr descr="高西飞" title="" id="16" name="Picture"/>
+                  <a:graphic>
+                    <a:graphicData uri="http://schemas.openxmlformats.org/drawingml/2006/picture">
+                      <pic:pic>
+                        <pic:nvPicPr>
+                          <pic:cNvPr descr="assets/pic_3.jpg" id="17" name="Picture"/>
+                          <pic:cNvPicPr>
+                            <a:picLocks noChangeArrowheads="1" noChangeAspect="1"/>
+                          </pic:cNvPicPr>
+                        </pic:nvPicPr>
+                        <pic:blipFill>
+                          <a:blip r:embed="rId15"/>
+                          <a:stretch>
+                            <a:fillRect/>
+                          </a:stretch>
+                        </pic:blipFill>
+                        <pic:spPr bwMode="auto">
+                          <a:xfrm>
+                            <a:off x="0" y="0"/>
+                            <a:ext cx="3898900" cy="5397500"/>
+                          </a:xfrm>
+                          <a:prstGeom prst="rect">
+                            <a:avLst/>
+                          </a:prstGeom>
+                          <a:noFill/>
+                          <a:ln w="9525">
+                            <a:noFill/>
+                            <a:headEnd/>
+                            <a:tailEnd/>
+                          </a:ln>
+                        </pic:spPr>
+                      </pic:pic>
+                    </a:graphicData>
+                  </a:graphic>
+                </wp:inline>
+              </w:drawing>
+            </w:r>
+          </w:p>
+        </w:tc>
+      </w:tr>
+      <w:tr>
+        <w:tc>
+          <w:tcPr/>
+          <w:p>
+            <w:pPr>
+              <w:pStyle w:val="Compact"/>
+              <w:jc w:val="center"/>
+            </w:pPr>
+            <w:r>
+              <w:rPr>
+                <w:rFonts w:hint="eastAsia"/>
+              </w:rPr>
+              <w:t xml:space="preserve">姜玥晟</w:t>
+            </w:r>
+          </w:p>
+        </w:tc>
+        <w:tc>
+          <w:tcPr/>
+          <w:p>
+            <w:pPr>
+              <w:pStyle w:val="Compact"/>
+              <w:jc w:val="center"/>
+            </w:pPr>
+            <w:r>
+              <w:rPr>
+                <w:rFonts w:hint="eastAsia"/>
+              </w:rPr>
+              <w:t xml:space="preserve">周鑫志</w:t>
+            </w:r>
+          </w:p>
+        </w:tc>
+        <w:tc>
+          <w:tcPr/>
+          <w:p>
+            <w:pPr>
+              <w:pStyle w:val="Compact"/>
+              <w:jc w:val="center"/>
+            </w:pPr>
+            <w:r>
+              <w:rPr>
+                <w:rFonts w:hint="eastAsia"/>
+              </w:rPr>
+              <w:t xml:space="preserve">高西飞</w:t>
             </w:r>
           </w:p>
         </w:tc>
@@ -165,7 +317,7 @@
               <w:rPr>
                 <w:rFonts w:hint="eastAsia"/>
               </w:rPr>
-              <w:t xml:space="preserve">作业编号</w:t>
+              <w:t xml:space="preserve">源题编号</w:t>
             </w:r>
           </w:p>
         </w:tc>
@@ -197,27 +349,10 @@
               <w:rPr>
                 <w:rFonts w:hint="eastAsia"/>
               </w:rPr>
-              <w:t xml:space="preserve">作业目录</w:t>
-            </w:r>
-          </w:p>
-        </w:tc>
-        <w:tc>
-          <w:tcPr/>
-          <w:p>
-            <w:pPr>
-              <w:pStyle w:val="Compact"/>
-              <w:jc w:val="left"/>
-            </w:pPr>
-            <w:r>
-              <w:rPr>
-                <w:rStyle w:val="VerbatimChar"/>
-              </w:rPr>
-              <w:t xml:space="preserve">HW/12</w:t>
-            </w:r>
-          </w:p>
-        </w:tc>
-      </w:tr>
-      <w:tr>
+              <w:t xml:space="preserve">作业属性</w:t>
+            </w:r>
+          </w:p>
+        </w:tc>
         <w:tc>
           <w:tcPr/>
           <w:p>
@@ -229,10 +364,12 @@
               <w:rPr>
                 <w:rFonts w:hint="eastAsia"/>
               </w:rPr>
-              <w:t xml:space="preserve">学生姓名</w:t>
-            </w:r>
-          </w:p>
-        </w:tc>
+              <w:t xml:space="preserve">小组作业</w:t>
+            </w:r>
+          </w:p>
+        </w:tc>
+      </w:tr>
+      <w:tr>
         <w:tc>
           <w:tcPr/>
           <w:p>
@@ -244,7 +381,22 @@
               <w:rPr>
                 <w:rFonts w:hint="eastAsia"/>
               </w:rPr>
-              <w:t xml:space="preserve">姜玥晟</w:t>
+              <w:t xml:space="preserve">小组成员</w:t>
+            </w:r>
+          </w:p>
+        </w:tc>
+        <w:tc>
+          <w:tcPr/>
+          <w:p>
+            <w:pPr>
+              <w:pStyle w:val="Compact"/>
+              <w:jc w:val="left"/>
+            </w:pPr>
+            <w:r>
+              <w:rPr>
+                <w:rFonts w:hint="eastAsia"/>
+              </w:rPr>
+              <w:t xml:space="preserve">姜玥晟、周鑫志、高西飞</w:t>
             </w:r>
           </w:p>
         </w:tc>
@@ -358,40 +510,8 @@
           </w:p>
         </w:tc>
       </w:tr>
-      <w:tr>
-        <w:tc>
-          <w:tcPr/>
-          <w:p>
-            <w:pPr>
-              <w:pStyle w:val="Compact"/>
-              <w:jc w:val="left"/>
-            </w:pPr>
-            <w:r>
-              <w:rPr>
-                <w:rFonts w:hint="eastAsia"/>
-              </w:rPr>
-              <w:t xml:space="preserve">报告说明</w:t>
-            </w:r>
-          </w:p>
-        </w:tc>
-        <w:tc>
-          <w:tcPr/>
-          <w:p>
-            <w:pPr>
-              <w:pStyle w:val="Compact"/>
-              <w:jc w:val="left"/>
-            </w:pPr>
-            <w:r>
-              <w:rPr>
-                <w:rFonts w:hint="eastAsia"/>
-              </w:rPr>
-              <w:t xml:space="preserve">正文按小问逐节组织；每个小问内部自成完整结构。</w:t>
-            </w:r>
-          </w:p>
-        </w:tc>
-      </w:tr>
     </w:tbl>
-    <w:bookmarkStart w:id="51" w:name="i.-三维连续随机游走"/>
+    <w:bookmarkStart w:id="57" w:name="i.-三维连续随机游走"/>
     <w:p>
       <w:pPr>
         <w:pStyle w:val="Heading1"/>
@@ -406,7 +526,7 @@
         <w:t xml:space="preserve">三维连续随机游走</w:t>
       </w:r>
     </w:p>
-    <w:bookmarkStart w:id="19" w:name="problem-1a固定步长三维随机游走"/>
+    <w:bookmarkStart w:id="25" w:name="problem-1a固定步长三维随机游走"/>
     <w:p>
       <w:pPr>
         <w:pStyle w:val="Heading2"/>
@@ -421,7 +541,7 @@
         <w:t xml:space="preserve">1(a)：固定步长三维随机游走</w:t>
       </w:r>
     </w:p>
-    <w:bookmarkStart w:id="12" w:name="待求问题"/>
+    <w:bookmarkStart w:id="18" w:name="待求问题"/>
     <w:p>
       <w:pPr>
         <w:pStyle w:val="Heading3"/>
@@ -469,8 +589,8 @@
         <w:t xml:space="preserve">。</w:t>
       </w:r>
     </w:p>
-    <w:bookmarkEnd w:id="12"/>
-    <w:bookmarkStart w:id="13" w:name="解决方式"/>
+    <w:bookmarkEnd w:id="18"/>
+    <w:bookmarkStart w:id="19" w:name="解决方式"/>
     <w:p>
       <w:pPr>
         <w:pStyle w:val="Heading3"/>
@@ -1252,8 +1372,8 @@
         </m:oMath>
       </m:oMathPara>
     </w:p>
-    <w:bookmarkEnd w:id="13"/>
-    <w:bookmarkStart w:id="17" w:name="问题答案"/>
+    <w:bookmarkEnd w:id="19"/>
+    <w:bookmarkStart w:id="23" w:name="问题答案"/>
     <w:p>
       <w:pPr>
         <w:pStyle w:val="Heading3"/>
@@ -1770,18 +1890,18 @@
           <wp:inline>
             <wp:extent cx="4373880" cy="2915920"/>
             <wp:effectExtent b="0" l="0" r="0" t="0"/>
-            <wp:docPr descr="固定步长三维随机飞行的 RMS 距离散点图" title="" id="15" name="Picture"/>
+            <wp:docPr descr="固定步长三维随机飞行的 RMS 距离散点图" title="" id="21" name="Picture"/>
             <a:graphic>
               <a:graphicData uri="http://schemas.openxmlformats.org/drawingml/2006/picture">
                 <pic:pic>
                   <pic:nvPicPr>
-                    <pic:cNvPr descr="../../result/problem1_fixed_lambda.png" id="16" name="Picture"/>
+                    <pic:cNvPr descr="../../result/problem1_fixed_lambda.png" id="22" name="Picture"/>
                     <pic:cNvPicPr>
                       <a:picLocks noChangeArrowheads="1" noChangeAspect="1"/>
                     </pic:cNvPicPr>
                   </pic:nvPicPr>
                   <pic:blipFill>
-                    <a:blip r:embed="rId14"/>
+                    <a:blip r:embed="rId20"/>
                     <a:stretch>
                       <a:fillRect/>
                     </a:stretch>
@@ -2001,8 +2121,8 @@
         <w:t xml:space="preserve">一致。</w:t>
       </w:r>
     </w:p>
-    <w:bookmarkEnd w:id="17"/>
-    <w:bookmarkStart w:id="18" w:name="理解"/>
+    <w:bookmarkEnd w:id="23"/>
+    <w:bookmarkStart w:id="24" w:name="分析"/>
     <w:p>
       <w:pPr>
         <w:pStyle w:val="Heading3"/>
@@ -2011,7 +2131,7 @@
         <w:rPr>
           <w:rFonts w:hint="eastAsia"/>
         </w:rPr>
-        <w:t xml:space="preserve">理解</w:t>
+        <w:t xml:space="preserve">分析</w:t>
       </w:r>
     </w:p>
     <w:p>
@@ -2101,9 +2221,9 @@
         <w:t xml:space="preserve">线性增长。</w:t>
       </w:r>
     </w:p>
-    <w:bookmarkEnd w:id="18"/>
-    <w:bookmarkEnd w:id="19"/>
-    <w:bookmarkStart w:id="27" w:name="problem-1b变步长三维随机游走"/>
+    <w:bookmarkEnd w:id="24"/>
+    <w:bookmarkEnd w:id="25"/>
+    <w:bookmarkStart w:id="33" w:name="problem-1b变步长三维随机游走"/>
     <w:p>
       <w:pPr>
         <w:pStyle w:val="Heading2"/>
@@ -2118,7 +2238,7 @@
         <w:t xml:space="preserve">1(b)：变步长三维随机游走</w:t>
       </w:r>
     </w:p>
-    <w:bookmarkStart w:id="20" w:name="待求问题-1"/>
+    <w:bookmarkStart w:id="26" w:name="待求问题-1"/>
     <w:p>
       <w:pPr>
         <w:pStyle w:val="Heading3"/>
@@ -2238,8 +2358,8 @@
         <w:t xml:space="preserve">的区间内均匀取值，考察端到端距离随碰撞次数的变化。</w:t>
       </w:r>
     </w:p>
-    <w:bookmarkEnd w:id="20"/>
-    <w:bookmarkStart w:id="21" w:name="解决方式-1"/>
+    <w:bookmarkEnd w:id="26"/>
+    <w:bookmarkStart w:id="27" w:name="解决方式-1"/>
     <w:p>
       <w:pPr>
         <w:pStyle w:val="Heading3"/>
@@ -2772,8 +2892,8 @@
         </m:oMath>
       </m:oMathPara>
     </w:p>
-    <w:bookmarkEnd w:id="21"/>
-    <w:bookmarkStart w:id="25" w:name="问题答案-1"/>
+    <w:bookmarkEnd w:id="27"/>
+    <w:bookmarkStart w:id="31" w:name="问题答案-1"/>
     <w:p>
       <w:pPr>
         <w:pStyle w:val="Heading3"/>
@@ -3611,18 +3731,18 @@
           <wp:inline>
             <wp:extent cx="4373880" cy="2935892"/>
             <wp:effectExtent b="0" l="0" r="0" t="0"/>
-            <wp:docPr descr="变步长三维随机飞行的 RMS 距离散点图" title="" id="23" name="Picture"/>
+            <wp:docPr descr="变步长三维随机飞行的 RMS 距离散点图" title="" id="29" name="Picture"/>
             <a:graphic>
               <a:graphicData uri="http://schemas.openxmlformats.org/drawingml/2006/picture">
                 <pic:pic>
                   <pic:nvPicPr>
-                    <pic:cNvPr descr="../../result/problem1_variable_lambda.png" id="24" name="Picture"/>
+                    <pic:cNvPr descr="../../result/problem1_variable_lambda.png" id="30" name="Picture"/>
                     <pic:cNvPicPr>
                       <a:picLocks noChangeArrowheads="1" noChangeAspect="1"/>
                     </pic:cNvPicPr>
                   </pic:nvPicPr>
                   <pic:blipFill>
-                    <a:blip r:embed="rId22"/>
+                    <a:blip r:embed="rId28"/>
                     <a:stretch>
                       <a:fillRect/>
                     </a:stretch>
@@ -3924,8 +4044,8 @@
         <w:t xml:space="preserve">；因此本文保留按题目文字和公式得到的数值结果，而不强行复刻示例图中的间距。</w:t>
       </w:r>
     </w:p>
-    <w:bookmarkEnd w:id="25"/>
-    <w:bookmarkStart w:id="26" w:name="理解-1"/>
+    <w:bookmarkEnd w:id="31"/>
+    <w:bookmarkStart w:id="32" w:name="分析-1"/>
     <w:p>
       <w:pPr>
         <w:pStyle w:val="Heading3"/>
@@ -3934,7 +4054,7 @@
         <w:rPr>
           <w:rFonts w:hint="eastAsia"/>
         </w:rPr>
-        <w:t xml:space="preserve">理解</w:t>
+        <w:t xml:space="preserve">分析</w:t>
       </w:r>
     </w:p>
     <w:p>
@@ -4012,9 +4132,9 @@
         <w:t xml:space="preserve">距离更大。随机游走的平方位移对步长平方敏感，而不只对平均步长敏感。</w:t>
       </w:r>
     </w:p>
-    <w:bookmarkEnd w:id="26"/>
-    <w:bookmarkEnd w:id="27"/>
-    <w:bookmarkStart w:id="50" w:name="problem-1c拟合公式"/>
+    <w:bookmarkEnd w:id="32"/>
+    <w:bookmarkEnd w:id="33"/>
+    <w:bookmarkStart w:id="56" w:name="problem-1c拟合公式"/>
     <w:p>
       <w:pPr>
         <w:pStyle w:val="Heading2"/>
@@ -4029,7 +4149,7 @@
         <w:t xml:space="preserve">1(c)：拟合公式</w:t>
       </w:r>
     </w:p>
-    <w:bookmarkStart w:id="28" w:name="待求问题-2"/>
+    <w:bookmarkStart w:id="34" w:name="待求问题-2"/>
     <w:p>
       <w:pPr>
         <w:pStyle w:val="Heading3"/>
@@ -4052,8 +4172,8 @@
         <w:t xml:space="preserve">根据前两问结果，推导或归纳三维随机游走端到端距离的拟合公式。</w:t>
       </w:r>
     </w:p>
-    <w:bookmarkEnd w:id="28"/>
-    <w:bookmarkStart w:id="29" w:name="解决方式-2"/>
+    <w:bookmarkEnd w:id="34"/>
+    <w:bookmarkStart w:id="35" w:name="解决方式-2"/>
     <w:p>
       <w:pPr>
         <w:pStyle w:val="Heading3"/>
@@ -4350,8 +4470,8 @@
         </m:oMath>
       </m:oMathPara>
     </w:p>
-    <w:bookmarkEnd w:id="29"/>
-    <w:bookmarkStart w:id="48" w:name="问题答案-2"/>
+    <w:bookmarkEnd w:id="35"/>
+    <w:bookmarkStart w:id="54" w:name="问题答案-2"/>
     <w:p>
       <w:pPr>
         <w:pStyle w:val="Heading3"/>
@@ -5759,18 +5879,18 @@
           <wp:inline>
             <wp:extent cx="4053840" cy="2683527"/>
             <wp:effectExtent b="0" l="0" r="0" t="0"/>
-            <wp:docPr descr="伪随机与 Sobol 准随机路径方向比较" title="" id="31" name="Picture"/>
+            <wp:docPr descr="伪随机与 Sobol 准随机路径方向比较" title="" id="37" name="Picture"/>
             <a:graphic>
               <a:graphicData uri="http://schemas.openxmlformats.org/drawingml/2006/picture">
                 <pic:pic>
                   <pic:nvPicPr>
-                    <pic:cNvPr descr="../../result/problem1_quasirandom_comparison.png" id="32" name="Picture"/>
+                    <pic:cNvPr descr="../../result/problem1_quasirandom_comparison.png" id="38" name="Picture"/>
                     <pic:cNvPicPr>
                       <a:picLocks noChangeArrowheads="1" noChangeAspect="1"/>
                     </pic:cNvPicPr>
                   </pic:nvPicPr>
                   <pic:blipFill>
-                    <a:blip r:embed="rId30"/>
+                    <a:blip r:embed="rId36"/>
                     <a:stretch>
                       <a:fillRect/>
                     </a:stretch>
@@ -6528,18 +6648,18 @@
           <wp:inline>
             <wp:extent cx="3947160" cy="2576618"/>
             <wp:effectExtent b="0" l="0" r="0" t="0"/>
-            <wp:docPr descr="随机数生成器均匀性诊断" title="" id="34" name="Picture"/>
+            <wp:docPr descr="随机数生成器均匀性诊断" title="" id="40" name="Picture"/>
             <a:graphic>
               <a:graphicData uri="http://schemas.openxmlformats.org/drawingml/2006/picture">
                 <pic:pic>
                   <pic:nvPicPr>
-                    <pic:cNvPr descr="../../result/rng_uniform_diagnostics.png" id="35" name="Picture"/>
+                    <pic:cNvPr descr="../../result/rng_uniform_diagnostics.png" id="41" name="Picture"/>
                     <pic:cNvPicPr>
                       <a:picLocks noChangeArrowheads="1" noChangeAspect="1"/>
                     </pic:cNvPicPr>
                   </pic:nvPicPr>
                   <pic:blipFill>
-                    <a:blip r:embed="rId33"/>
+                    <a:blip r:embed="rId39"/>
                     <a:stretch>
                       <a:fillRect/>
                     </a:stretch>
@@ -7082,18 +7202,18 @@
           <wp:inline>
             <wp:extent cx="3947160" cy="2506980"/>
             <wp:effectExtent b="0" l="0" r="0" t="0"/>
-            <wp:docPr descr="整数抽样计数比较" title="" id="37" name="Picture"/>
+            <wp:docPr descr="整数抽样计数比较" title="" id="43" name="Picture"/>
             <a:graphic>
               <a:graphicData uri="http://schemas.openxmlformats.org/drawingml/2006/picture">
                 <pic:pic>
                   <pic:nvPicPr>
-                    <pic:cNvPr descr="../../result/rng_integer_counts_comparison.png" id="38" name="Picture"/>
+                    <pic:cNvPr descr="../../result/rng_integer_counts_comparison.png" id="44" name="Picture"/>
                     <pic:cNvPicPr>
                       <a:picLocks noChangeArrowheads="1" noChangeAspect="1"/>
                     </pic:cNvPicPr>
                   </pic:nvPicPr>
                   <pic:blipFill>
-                    <a:blip r:embed="rId36"/>
+                    <a:blip r:embed="rId42"/>
                     <a:stretch>
                       <a:fillRect/>
                     </a:stretch>
@@ -7140,18 +7260,18 @@
           <wp:inline>
             <wp:extent cx="3947160" cy="2590715"/>
             <wp:effectExtent b="0" l="0" r="0" t="0"/>
-            <wp:docPr descr="整数抽样卡方检验比较" title="" id="40" name="Picture"/>
+            <wp:docPr descr="整数抽样卡方检验比较" title="" id="46" name="Picture"/>
             <a:graphic>
               <a:graphicData uri="http://schemas.openxmlformats.org/drawingml/2006/picture">
                 <pic:pic>
                   <pic:nvPicPr>
-                    <pic:cNvPr descr="../../result/rng_integer_chi_square_pvalue.png" id="41" name="Picture"/>
+                    <pic:cNvPr descr="../../result/rng_integer_chi_square_pvalue.png" id="47" name="Picture"/>
                     <pic:cNvPicPr>
                       <a:picLocks noChangeArrowheads="1" noChangeAspect="1"/>
                     </pic:cNvPicPr>
                   </pic:nvPicPr>
                   <pic:blipFill>
-                    <a:blip r:embed="rId39"/>
+                    <a:blip r:embed="rId45"/>
                     <a:stretch>
                       <a:fillRect/>
                     </a:stretch>
@@ -7664,18 +7784,18 @@
           <wp:inline>
             <wp:extent cx="3947160" cy="2576618"/>
             <wp:effectExtent b="0" l="0" r="0" t="0"/>
-            <wp:docPr descr="HW11 光滑积分的 RNG 比较" title="" id="43" name="Picture"/>
+            <wp:docPr descr="HW11 光滑积分的 RNG 比较" title="" id="49" name="Picture"/>
             <a:graphic>
               <a:graphicData uri="http://schemas.openxmlformats.org/drawingml/2006/picture">
                 <pic:pic>
                   <pic:nvPicPr>
-                    <pic:cNvPr descr="../../result/rng_hw11_exp_comparison.png" id="44" name="Picture"/>
+                    <pic:cNvPr descr="../../result/rng_hw11_exp_comparison.png" id="50" name="Picture"/>
                     <pic:cNvPicPr>
                       <a:picLocks noChangeArrowheads="1" noChangeAspect="1"/>
                     </pic:cNvPicPr>
                   </pic:nvPicPr>
                   <pic:blipFill>
-                    <a:blip r:embed="rId42"/>
+                    <a:blip r:embed="rId48"/>
                     <a:stretch>
                       <a:fillRect/>
                     </a:stretch>
@@ -7734,18 +7854,18 @@
           <wp:inline>
             <wp:extent cx="3947160" cy="2576618"/>
             <wp:effectExtent b="0" l="0" r="0" t="0"/>
-            <wp:docPr descr="HW11 重要性抽样积分的 RNG 比较" title="" id="46" name="Picture"/>
+            <wp:docPr descr="HW11 重要性抽样积分的 RNG 比较" title="" id="52" name="Picture"/>
             <a:graphic>
               <a:graphicData uri="http://schemas.openxmlformats.org/drawingml/2006/picture">
                 <pic:pic>
                   <pic:nvPicPr>
-                    <pic:cNvPr descr="../../result/rng_hw11_importance_comparison.png" id="47" name="Picture"/>
+                    <pic:cNvPr descr="../../result/rng_hw11_importance_comparison.png" id="53" name="Picture"/>
                     <pic:cNvPicPr>
                       <a:picLocks noChangeArrowheads="1" noChangeAspect="1"/>
                     </pic:cNvPicPr>
                   </pic:nvPicPr>
                   <pic:blipFill>
-                    <a:blip r:embed="rId45"/>
+                    <a:blip r:embed="rId51"/>
                     <a:stretch>
                       <a:fillRect/>
                     </a:stretch>
@@ -7795,8 +7915,8 @@
         <w:t xml:space="preserve">比较</w:t>
       </w:r>
     </w:p>
-    <w:bookmarkEnd w:id="48"/>
-    <w:bookmarkStart w:id="49" w:name="理解-2"/>
+    <w:bookmarkEnd w:id="54"/>
+    <w:bookmarkStart w:id="55" w:name="分析-2"/>
     <w:p>
       <w:pPr>
         <w:pStyle w:val="Heading3"/>
@@ -7805,7 +7925,7 @@
         <w:rPr>
           <w:rFonts w:hint="eastAsia"/>
         </w:rPr>
-        <w:t xml:space="preserve">理解</w:t>
+        <w:t xml:space="preserve">分析</w:t>
       </w:r>
     </w:p>
     <w:p>
@@ -8007,10 +8127,10 @@
         <w:t xml:space="preserve">历史基线而非主生成器。</w:t>
       </w:r>
     </w:p>
-    <w:bookmarkEnd w:id="49"/>
-    <w:bookmarkEnd w:id="50"/>
-    <w:bookmarkEnd w:id="51"/>
-    <w:bookmarkStart w:id="76" w:name="ii.-聚合物随机飞行链"/>
+    <w:bookmarkEnd w:id="55"/>
+    <w:bookmarkEnd w:id="56"/>
+    <w:bookmarkEnd w:id="57"/>
+    <w:bookmarkStart w:id="82" w:name="ii.-聚合物随机飞行链"/>
     <w:p>
       <w:pPr>
         <w:pStyle w:val="Heading1"/>
@@ -8025,7 +8145,7 @@
         <w:t xml:space="preserve">聚合物随机飞行链</w:t>
       </w:r>
     </w:p>
-    <w:bookmarkStart w:id="59" w:name="problem-2a自由连接链的端到端距离与回转半径"/>
+    <w:bookmarkStart w:id="65" w:name="problem-2a自由连接链的端到端距离与回转半径"/>
     <w:p>
       <w:pPr>
         <w:pStyle w:val="Heading2"/>
@@ -8040,7 +8160,7 @@
         <w:t xml:space="preserve">2(a)：自由连接链的端到端距离与回转半径</w:t>
       </w:r>
     </w:p>
-    <w:bookmarkStart w:id="52" w:name="待求问题-3"/>
+    <w:bookmarkStart w:id="58" w:name="待求问题-3"/>
     <w:p>
       <w:pPr>
         <w:pStyle w:val="Heading3"/>
@@ -8210,8 +8330,8 @@
         </m:oMath>
       </m:oMathPara>
     </w:p>
-    <w:bookmarkEnd w:id="52"/>
-    <w:bookmarkStart w:id="53" w:name="解决方式-3"/>
+    <w:bookmarkEnd w:id="58"/>
+    <w:bookmarkStart w:id="59" w:name="解决方式-3"/>
     <w:p>
       <w:pPr>
         <w:pStyle w:val="Heading3"/>
@@ -8684,8 +8804,8 @@
         <w:t xml:space="preserve">模拟时逐步累积当前位置、位置和与平方位置和，因此无需保存全部轨迹。</w:t>
       </w:r>
     </w:p>
-    <w:bookmarkEnd w:id="53"/>
-    <w:bookmarkStart w:id="57" w:name="问题答案-3"/>
+    <w:bookmarkEnd w:id="59"/>
+    <w:bookmarkStart w:id="63" w:name="问题答案-3"/>
     <w:p>
       <w:pPr>
         <w:pStyle w:val="Heading3"/>
@@ -9455,18 +9575,18 @@
           <wp:inline>
             <wp:extent cx="4267200" cy="2865120"/>
             <wp:effectExtent b="0" l="0" r="0" t="0"/>
-            <wp:docPr descr="自由连接链的端到端距离与回转半径散点图" title="" id="55" name="Picture"/>
+            <wp:docPr descr="自由连接链的端到端距离与回转半径散点图" title="" id="61" name="Picture"/>
             <a:graphic>
               <a:graphicData uri="http://schemas.openxmlformats.org/drawingml/2006/picture">
                 <pic:pic>
                   <pic:nvPicPr>
-                    <pic:cNvPr descr="../../result/problem2_fjc_relation.png" id="56" name="Picture"/>
+                    <pic:cNvPr descr="../../result/problem2_fjc_relation.png" id="62" name="Picture"/>
                     <pic:cNvPicPr>
                       <a:picLocks noChangeArrowheads="1" noChangeAspect="1"/>
                     </pic:cNvPicPr>
                   </pic:nvPicPr>
                   <pic:blipFill>
-                    <a:blip r:embed="rId54"/>
+                    <a:blip r:embed="rId60"/>
                     <a:stretch>
                       <a:fillRect/>
                     </a:stretch>
@@ -9538,8 +9658,8 @@
         <w:t xml:space="preserve">的统计误差外，其余链长都很好地满足题目给出的关系式。</w:t>
       </w:r>
     </w:p>
-    <w:bookmarkEnd w:id="57"/>
-    <w:bookmarkStart w:id="58" w:name="理解-3"/>
+    <w:bookmarkEnd w:id="63"/>
+    <w:bookmarkStart w:id="64" w:name="分析-3"/>
     <w:p>
       <w:pPr>
         <w:pStyle w:val="Heading3"/>
@@ -9548,7 +9668,7 @@
         <w:rPr>
           <w:rFonts w:hint="eastAsia"/>
         </w:rPr>
-        <w:t xml:space="preserve">理解</w:t>
+        <w:t xml:space="preserve">分析</w:t>
       </w:r>
     </w:p>
     <w:p>
@@ -9765,9 +9885,9 @@
         <w:t xml:space="preserve"> 6。</w:t>
       </w:r>
     </w:p>
-    <w:bookmarkEnd w:id="58"/>
-    <w:bookmarkEnd w:id="59"/>
-    <w:bookmarkStart w:id="67" w:name="problem-2b自由旋转链模型"/>
+    <w:bookmarkEnd w:id="64"/>
+    <w:bookmarkEnd w:id="65"/>
+    <w:bookmarkStart w:id="73" w:name="problem-2b自由旋转链模型"/>
     <w:p>
       <w:pPr>
         <w:pStyle w:val="Heading2"/>
@@ -9782,7 +9902,7 @@
         <w:t xml:space="preserve">2(b)：自由旋转链模型</w:t>
       </w:r>
     </w:p>
-    <w:bookmarkStart w:id="60" w:name="待求问题-4"/>
+    <w:bookmarkStart w:id="66" w:name="待求问题-4"/>
     <w:p>
       <w:pPr>
         <w:pStyle w:val="Heading3"/>
@@ -9840,8 +9960,8 @@
         <w:t xml:space="preserve">，是否能得到与自由连接链相同的结果？并评论结果。</w:t>
       </w:r>
     </w:p>
-    <w:bookmarkEnd w:id="60"/>
-    <w:bookmarkStart w:id="61" w:name="解决方式-4"/>
+    <w:bookmarkEnd w:id="66"/>
+    <w:bookmarkStart w:id="67" w:name="解决方式-4"/>
     <w:p>
       <w:pPr>
         <w:pStyle w:val="Heading3"/>
@@ -10277,8 +10397,8 @@
         </m:oMath>
       </m:oMathPara>
     </w:p>
-    <w:bookmarkEnd w:id="61"/>
-    <w:bookmarkStart w:id="65" w:name="问题答案-4"/>
+    <w:bookmarkEnd w:id="67"/>
+    <w:bookmarkStart w:id="71" w:name="问题答案-4"/>
     <w:p>
       <w:pPr>
         <w:pStyle w:val="Heading3"/>
@@ -11008,18 +11128,18 @@
           <wp:inline>
             <wp:extent cx="4373880" cy="2936748"/>
             <wp:effectExtent b="0" l="0" r="0" t="0"/>
-            <wp:docPr descr="自由连接链与自由旋转链比较散点图" title="" id="63" name="Picture"/>
+            <wp:docPr descr="自由连接链与自由旋转链比较散点图" title="" id="69" name="Picture"/>
             <a:graphic>
               <a:graphicData uri="http://schemas.openxmlformats.org/drawingml/2006/picture">
                 <pic:pic>
                   <pic:nvPicPr>
-                    <pic:cNvPr descr="../../result/problem2_frc_comparison.png" id="64" name="Picture"/>
+                    <pic:cNvPr descr="../../result/problem2_frc_comparison.png" id="70" name="Picture"/>
                     <pic:cNvPicPr>
                       <a:picLocks noChangeArrowheads="1" noChangeAspect="1"/>
                     </pic:cNvPicPr>
                   </pic:nvPicPr>
                   <pic:blipFill>
-                    <a:blip r:embed="rId62"/>
+                    <a:blip r:embed="rId68"/>
                     <a:stretch>
                       <a:fillRect/>
                     </a:stretch>
@@ -11316,8 +11436,8 @@
         <w:t xml:space="preserve">。</w:t>
       </w:r>
     </w:p>
-    <w:bookmarkEnd w:id="65"/>
-    <w:bookmarkStart w:id="66" w:name="理解-4"/>
+    <w:bookmarkEnd w:id="71"/>
+    <w:bookmarkStart w:id="72" w:name="分析-4"/>
     <w:p>
       <w:pPr>
         <w:pStyle w:val="Heading3"/>
@@ -11326,7 +11446,7 @@
         <w:rPr>
           <w:rFonts w:hint="eastAsia"/>
         </w:rPr>
-        <w:t xml:space="preserve">理解</w:t>
+        <w:t xml:space="preserve">分析</w:t>
       </w:r>
     </w:p>
     <w:p>
@@ -11452,9 +11572,9 @@
         <w:t xml:space="preserve">。</w:t>
       </w:r>
     </w:p>
-    <w:bookmarkEnd w:id="66"/>
-    <w:bookmarkEnd w:id="67"/>
-    <w:bookmarkStart w:id="75" w:name="problem-2c端到端距离分布"/>
+    <w:bookmarkEnd w:id="72"/>
+    <w:bookmarkEnd w:id="73"/>
+    <w:bookmarkStart w:id="81" w:name="problem-2c端到端距离分布"/>
     <w:p>
       <w:pPr>
         <w:pStyle w:val="Heading2"/>
@@ -11469,7 +11589,7 @@
         <w:t xml:space="preserve">2(c)：端到端距离分布</w:t>
       </w:r>
     </w:p>
-    <w:bookmarkStart w:id="68" w:name="待求问题-5"/>
+    <w:bookmarkStart w:id="74" w:name="待求问题-5"/>
     <w:p>
       <w:pPr>
         <w:pStyle w:val="Heading3"/>
@@ -11492,8 +11612,8 @@
         <w:t xml:space="preserve">比较端到端距离的模拟分布与理论预测概率密度。</w:t>
       </w:r>
     </w:p>
-    <w:bookmarkEnd w:id="68"/>
-    <w:bookmarkStart w:id="69" w:name="解决方式-5"/>
+    <w:bookmarkEnd w:id="74"/>
+    <w:bookmarkStart w:id="75" w:name="解决方式-5"/>
     <w:p>
       <w:pPr>
         <w:pStyle w:val="Heading3"/>
@@ -11803,8 +11923,8 @@
         </m:oMath>
       </m:oMathPara>
     </w:p>
-    <w:bookmarkEnd w:id="69"/>
-    <w:bookmarkStart w:id="73" w:name="问题答案-5"/>
+    <w:bookmarkEnd w:id="75"/>
+    <w:bookmarkStart w:id="79" w:name="问题答案-5"/>
     <w:p>
       <w:pPr>
         <w:pStyle w:val="Heading3"/>
@@ -12049,18 +12169,18 @@
           <wp:inline>
             <wp:extent cx="4160520" cy="2793492"/>
             <wp:effectExtent b="0" l="0" r="0" t="0"/>
-            <wp:docPr descr="自由连接链端到端距离分布直方图" title="" id="71" name="Picture"/>
+            <wp:docPr descr="自由连接链端到端距离分布直方图" title="" id="77" name="Picture"/>
             <a:graphic>
               <a:graphicData uri="http://schemas.openxmlformats.org/drawingml/2006/picture">
                 <pic:pic>
                   <pic:nvPicPr>
-                    <pic:cNvPr descr="../../result/problem2_end_to_end_distribution.png" id="72" name="Picture"/>
+                    <pic:cNvPr descr="../../result/problem2_end_to_end_distribution.png" id="78" name="Picture"/>
                     <pic:cNvPicPr>
                       <a:picLocks noChangeArrowheads="1" noChangeAspect="1"/>
                     </pic:cNvPicPr>
                   </pic:nvPicPr>
                   <pic:blipFill>
-                    <a:blip r:embed="rId70"/>
+                    <a:blip r:embed="rId76"/>
                     <a:stretch>
                       <a:fillRect/>
                     </a:stretch>
@@ -12118,8 +12238,8 @@
         <w:t xml:space="preserve">曲线基本重合。</w:t>
       </w:r>
     </w:p>
-    <w:bookmarkEnd w:id="73"/>
-    <w:bookmarkStart w:id="74" w:name="理解-5"/>
+    <w:bookmarkEnd w:id="79"/>
+    <w:bookmarkStart w:id="80" w:name="分析-5"/>
     <w:p>
       <w:pPr>
         <w:pStyle w:val="Heading3"/>
@@ -12128,7 +12248,7 @@
         <w:rPr>
           <w:rFonts w:hint="eastAsia"/>
         </w:rPr>
-        <w:t xml:space="preserve">理解</w:t>
+        <w:t xml:space="preserve">分析</w:t>
       </w:r>
     </w:p>
     <w:p>
@@ -12177,10 +12297,10 @@
         <w:t xml:space="preserve">分布。</w:t>
       </w:r>
     </w:p>
-    <w:bookmarkEnd w:id="74"/>
-    <w:bookmarkEnd w:id="75"/>
-    <w:bookmarkEnd w:id="76"/>
-    <w:bookmarkStart w:id="119" w:name="iii.-一维格点随机游走"/>
+    <w:bookmarkEnd w:id="80"/>
+    <w:bookmarkEnd w:id="81"/>
+    <w:bookmarkEnd w:id="82"/>
+    <w:bookmarkStart w:id="125" w:name="iii.-一维格点随机游走"/>
     <w:p>
       <w:pPr>
         <w:pStyle w:val="Heading1"/>
@@ -12195,7 +12315,7 @@
         <w:t xml:space="preserve">一维格点随机游走</w:t>
       </w:r>
     </w:p>
-    <w:bookmarkStart w:id="81" w:name="problem-3a给定-n-的概率-p_nx"/>
+    <w:bookmarkStart w:id="87" w:name="problem-3a给定-n-的概率-p_nx"/>
     <w:p>
       <w:pPr>
         <w:pStyle w:val="Heading2"/>
@@ -12259,7 +12379,7 @@
         </m:r>
       </m:oMath>
     </w:p>
-    <w:bookmarkStart w:id="77" w:name="待求问题-6"/>
+    <w:bookmarkStart w:id="83" w:name="待求问题-6"/>
     <w:p>
       <w:pPr>
         <w:pStyle w:val="Heading3"/>
@@ -12351,8 +12471,8 @@
         <w:t xml:space="preserve">。</w:t>
       </w:r>
     </w:p>
-    <w:bookmarkEnd w:id="77"/>
-    <w:bookmarkStart w:id="78" w:name="解决方式-6"/>
+    <w:bookmarkEnd w:id="83"/>
+    <w:bookmarkStart w:id="84" w:name="解决方式-6"/>
     <w:p>
       <w:pPr>
         <w:pStyle w:val="Heading3"/>
@@ -12733,8 +12853,8 @@
         <w:t xml:space="preserve"> 0。</w:t>
       </w:r>
     </w:p>
-    <w:bookmarkEnd w:id="78"/>
-    <w:bookmarkStart w:id="79" w:name="问题答案-6"/>
+    <w:bookmarkEnd w:id="84"/>
+    <w:bookmarkStart w:id="85" w:name="问题答案-6"/>
     <w:p>
       <w:pPr>
         <w:pStyle w:val="Heading3"/>
@@ -12812,8 +12932,8 @@
         <w:t xml:space="preserve">时组合数溢出。</w:t>
       </w:r>
     </w:p>
-    <w:bookmarkEnd w:id="79"/>
-    <w:bookmarkStart w:id="80" w:name="理解-6"/>
+    <w:bookmarkEnd w:id="85"/>
+    <w:bookmarkStart w:id="86" w:name="分析-6"/>
     <w:p>
       <w:pPr>
         <w:pStyle w:val="Heading3"/>
@@ -12822,7 +12942,7 @@
         <w:rPr>
           <w:rFonts w:hint="eastAsia"/>
         </w:rPr>
-        <w:t xml:space="preserve">理解</w:t>
+        <w:t xml:space="preserve">分析</w:t>
       </w:r>
     </w:p>
     <w:p>
@@ -12879,9 +12999,9 @@
         <w:t xml:space="preserve">比较时，必须注意这是离散概率质量，而不是连续概率密度。</w:t>
       </w:r>
     </w:p>
-    <w:bookmarkEnd w:id="80"/>
-    <w:bookmarkEnd w:id="81"/>
-    <w:bookmarkStart w:id="86" w:name="problem-3bp0.5-时的精确量比较"/>
+    <w:bookmarkEnd w:id="86"/>
+    <w:bookmarkEnd w:id="87"/>
+    <w:bookmarkStart w:id="92" w:name="problem-3bp0.5-时的精确量比较"/>
     <w:p>
       <w:pPr>
         <w:pStyle w:val="Heading2"/>
@@ -12919,7 +13039,7 @@
         <w:t xml:space="preserve">时的精确量比较</w:t>
       </w:r>
     </w:p>
-    <w:bookmarkStart w:id="82" w:name="待求问题-7"/>
+    <w:bookmarkStart w:id="88" w:name="待求问题-7"/>
     <w:p>
       <w:pPr>
         <w:pStyle w:val="Heading3"/>
@@ -13161,8 +13281,8 @@
         <w:t xml:space="preserve">，并与精确答案比较。</w:t>
       </w:r>
     </w:p>
-    <w:bookmarkEnd w:id="82"/>
-    <w:bookmarkStart w:id="83" w:name="解决方式-7"/>
+    <w:bookmarkEnd w:id="88"/>
+    <w:bookmarkStart w:id="89" w:name="解决方式-7"/>
     <w:p>
       <w:pPr>
         <w:pStyle w:val="Heading3"/>
@@ -13383,8 +13503,8 @@
         <w:t xml:space="preserve">。</w:t>
       </w:r>
     </w:p>
-    <w:bookmarkEnd w:id="83"/>
-    <w:bookmarkStart w:id="84" w:name="问题答案-7"/>
+    <w:bookmarkEnd w:id="89"/>
+    <w:bookmarkStart w:id="90" w:name="问题答案-7"/>
     <w:p>
       <w:pPr>
         <w:pStyle w:val="Heading3"/>
@@ -14097,8 +14217,8 @@
         <w:t xml:space="preserve">数值结果与精确均值和方差完全一致。</w:t>
       </w:r>
     </w:p>
-    <w:bookmarkEnd w:id="84"/>
-    <w:bookmarkStart w:id="85" w:name="理解-7"/>
+    <w:bookmarkEnd w:id="90"/>
+    <w:bookmarkStart w:id="91" w:name="分析-7"/>
     <w:p>
       <w:pPr>
         <w:pStyle w:val="Heading3"/>
@@ -14107,7 +14227,7 @@
         <w:rPr>
           <w:rFonts w:hint="eastAsia"/>
         </w:rPr>
-        <w:t xml:space="preserve">理解</w:t>
+        <w:t xml:space="preserve">分析</w:t>
       </w:r>
     </w:p>
     <w:p>
@@ -14163,9 +14283,9 @@
         <w:t xml:space="preserve">增大，这体现了扩散而不是定向运动。</w:t>
       </w:r>
     </w:p>
-    <w:bookmarkEnd w:id="85"/>
-    <w:bookmarkEnd w:id="86"/>
-    <w:bookmarkStart w:id="94" w:name="problem-3c分布图连续性峰值与宽度"/>
+    <w:bookmarkEnd w:id="91"/>
+    <w:bookmarkEnd w:id="92"/>
+    <w:bookmarkStart w:id="100" w:name="problem-3c分布图连续性峰值与宽度"/>
     <w:p>
       <w:pPr>
         <w:pStyle w:val="Heading2"/>
@@ -14180,7 +14300,7 @@
         <w:t xml:space="preserve">3(c)：分布图、连续性、峰值与宽度</w:t>
       </w:r>
     </w:p>
-    <w:bookmarkStart w:id="87" w:name="待求问题-8"/>
+    <w:bookmarkStart w:id="93" w:name="待求问题-8"/>
     <w:p>
       <w:pPr>
         <w:pStyle w:val="Heading3"/>
@@ -14353,8 +14473,8 @@
         <w:t xml:space="preserve">的最大值和近似宽度。</w:t>
       </w:r>
     </w:p>
-    <w:bookmarkEnd w:id="87"/>
-    <w:bookmarkStart w:id="88" w:name="解决方式-8"/>
+    <w:bookmarkEnd w:id="93"/>
+    <w:bookmarkStart w:id="94" w:name="解决方式-8"/>
     <w:p>
       <w:pPr>
         <w:pStyle w:val="Heading3"/>
@@ -14539,8 +14659,8 @@
         <w:t xml:space="preserve">的格点范围。</w:t>
       </w:r>
     </w:p>
-    <w:bookmarkEnd w:id="88"/>
-    <w:bookmarkStart w:id="92" w:name="问题答案-8"/>
+    <w:bookmarkEnd w:id="94"/>
+    <w:bookmarkStart w:id="98" w:name="问题答案-8"/>
     <w:p>
       <w:pPr>
         <w:pStyle w:val="Heading3"/>
@@ -14561,18 +14681,18 @@
           <wp:inline>
             <wp:extent cx="4373880" cy="2318156"/>
             <wp:effectExtent b="0" l="0" r="0" t="0"/>
-            <wp:docPr descr="无偏一维格点随机游走概率分布柱状图" title="" id="90" name="Picture"/>
+            <wp:docPr descr="无偏一维格点随机游走概率分布柱状图" title="" id="96" name="Picture"/>
             <a:graphic>
               <a:graphicData uri="http://schemas.openxmlformats.org/drawingml/2006/picture">
                 <pic:pic>
                   <pic:nvPicPr>
-                    <pic:cNvPr descr="../../result/problem3_probabilities_unbiased.png" id="91" name="Picture"/>
+                    <pic:cNvPr descr="../../result/problem3_probabilities_unbiased.png" id="97" name="Picture"/>
                     <pic:cNvPicPr>
                       <a:picLocks noChangeArrowheads="1" noChangeAspect="1"/>
                     </pic:cNvPicPr>
                   </pic:nvPicPr>
                   <pic:blipFill>
-                    <a:blip r:embed="rId89"/>
+                    <a:blip r:embed="rId95"/>
                     <a:stretch>
                       <a:fillRect/>
                     </a:stretch>
@@ -14733,8 +14853,8 @@
         <w:t xml:space="preserve"> 72。</w:t>
       </w:r>
     </w:p>
-    <w:bookmarkEnd w:id="92"/>
-    <w:bookmarkStart w:id="93" w:name="理解-8"/>
+    <w:bookmarkEnd w:id="98"/>
+    <w:bookmarkStart w:id="99" w:name="分析-8"/>
     <w:p>
       <w:pPr>
         <w:pStyle w:val="Heading3"/>
@@ -14743,7 +14863,7 @@
         <w:rPr>
           <w:rFonts w:hint="eastAsia"/>
         </w:rPr>
-        <w:t xml:space="preserve">理解</w:t>
+        <w:t xml:space="preserve">分析</w:t>
       </w:r>
     </w:p>
     <w:p>
@@ -14774,9 +14894,9 @@
         <w:t xml:space="preserve">时会呈现平滑包络，但原始概率仍只定义在可达格点上。图像看起来越来越平滑，是因为可达点越来越密集地铺在越来越宽的尺度上，而不是因为随机游走变成了真正的连续变量。</w:t>
       </w:r>
     </w:p>
-    <w:bookmarkEnd w:id="93"/>
-    <w:bookmarkEnd w:id="94"/>
-    <w:bookmarkStart w:id="102" w:name="problem-3dgaussian-近似"/>
+    <w:bookmarkEnd w:id="99"/>
+    <w:bookmarkEnd w:id="100"/>
+    <w:bookmarkStart w:id="108" w:name="problem-3dgaussian-近似"/>
     <w:p>
       <w:pPr>
         <w:pStyle w:val="Heading2"/>
@@ -14800,7 +14920,7 @@
         <w:t xml:space="preserve">近似</w:t>
       </w:r>
     </w:p>
-    <w:bookmarkStart w:id="95" w:name="待求问题-9"/>
+    <w:bookmarkStart w:id="101" w:name="待求问题-9"/>
     <w:p>
       <w:pPr>
         <w:pStyle w:val="Heading3"/>
@@ -15101,8 +15221,8 @@
         <w:t xml:space="preserve">都同样好。</w:t>
       </w:r>
     </w:p>
-    <w:bookmarkEnd w:id="95"/>
-    <w:bookmarkStart w:id="96" w:name="解决方式-9"/>
+    <w:bookmarkEnd w:id="101"/>
+    <w:bookmarkStart w:id="102" w:name="解决方式-9"/>
     <w:p>
       <w:pPr>
         <w:pStyle w:val="Heading3"/>
@@ -15333,8 +15453,8 @@
         </m:oMath>
       </m:oMathPara>
     </w:p>
-    <w:bookmarkEnd w:id="96"/>
-    <w:bookmarkStart w:id="100" w:name="问题答案-9"/>
+    <w:bookmarkEnd w:id="102"/>
+    <w:bookmarkStart w:id="106" w:name="问题答案-9"/>
     <w:p>
       <w:pPr>
         <w:pStyle w:val="Heading3"/>
@@ -15538,18 +15658,18 @@
           <wp:inline>
             <wp:extent cx="4267200" cy="2884867"/>
             <wp:effectExtent b="0" l="0" r="0" t="0"/>
-            <wp:docPr descr="一维随机游走的 Gaussian 近似" title="" id="98" name="Picture"/>
+            <wp:docPr descr="一维随机游走的 Gaussian 近似" title="" id="104" name="Picture"/>
             <a:graphic>
               <a:graphicData uri="http://schemas.openxmlformats.org/drawingml/2006/picture">
                 <pic:pic>
                   <pic:nvPicPr>
-                    <pic:cNvPr descr="../../result/problem3_gaussian_fit.png" id="99" name="Picture"/>
+                    <pic:cNvPr descr="../../result/problem3_gaussian_fit.png" id="105" name="Picture"/>
                     <pic:cNvPicPr>
                       <a:picLocks noChangeArrowheads="1" noChangeAspect="1"/>
                     </pic:cNvPicPr>
                   </pic:nvPicPr>
                   <pic:blipFill>
-                    <a:blip r:embed="rId97"/>
+                    <a:blip r:embed="rId103"/>
                     <a:stretch>
                       <a:fillRect/>
                     </a:stretch>
@@ -15607,8 +15727,8 @@
         <w:t xml:space="preserve">拟合在分布中心区非常好；在远离中心的极端尾部，二项分布的离散性和有限支撑仍会造成更明显的相对误差。</w:t>
       </w:r>
     </w:p>
-    <w:bookmarkEnd w:id="100"/>
-    <w:bookmarkStart w:id="101" w:name="理解-9"/>
+    <w:bookmarkEnd w:id="106"/>
+    <w:bookmarkStart w:id="107" w:name="分析-9"/>
     <w:p>
       <w:pPr>
         <w:pStyle w:val="Heading3"/>
@@ -15617,7 +15737,7 @@
         <w:rPr>
           <w:rFonts w:hint="eastAsia"/>
         </w:rPr>
-        <w:t xml:space="preserve">理解</w:t>
+        <w:t xml:space="preserve">分析</w:t>
       </w:r>
     </w:p>
     <w:p>
@@ -15651,9 +15771,9 @@
         <w:t xml:space="preserve">下仍保留二项分布的结构；如果关心极小概率尾部，直接使用精确二项概率更稳妥。</w:t>
       </w:r>
     </w:p>
-    <w:bookmarkEnd w:id="101"/>
-    <w:bookmarkEnd w:id="102"/>
-    <w:bookmarkStart w:id="110" w:name="problem-3ep0.7-的有偏随机游走"/>
+    <w:bookmarkEnd w:id="107"/>
+    <w:bookmarkEnd w:id="108"/>
+    <w:bookmarkStart w:id="116" w:name="problem-3ep0.7-的有偏随机游走"/>
     <w:p>
       <w:pPr>
         <w:pStyle w:val="Heading2"/>
@@ -15691,7 +15811,7 @@
         <w:t xml:space="preserve">的有偏随机游走</w:t>
       </w:r>
     </w:p>
-    <w:bookmarkStart w:id="103" w:name="待求问题-10"/>
+    <w:bookmarkStart w:id="109" w:name="待求问题-10"/>
     <w:p>
       <w:pPr>
         <w:pStyle w:val="Heading3"/>
@@ -15838,8 +15958,8 @@
         <w:t xml:space="preserve">，并解释此时的物理含义。</w:t>
       </w:r>
     </w:p>
-    <w:bookmarkEnd w:id="103"/>
-    <w:bookmarkStart w:id="104" w:name="解决方式-10"/>
+    <w:bookmarkEnd w:id="109"/>
+    <w:bookmarkStart w:id="110" w:name="解决方式-10"/>
     <w:p>
       <w:pPr>
         <w:pStyle w:val="Heading3"/>
@@ -16167,8 +16287,8 @@
         </m:oMath>
       </m:oMathPara>
     </w:p>
-    <w:bookmarkEnd w:id="104"/>
-    <w:bookmarkStart w:id="108" w:name="问题答案-10"/>
+    <w:bookmarkEnd w:id="110"/>
+    <w:bookmarkStart w:id="114" w:name="问题答案-10"/>
     <w:p>
       <w:pPr>
         <w:pStyle w:val="Heading3"/>
@@ -16922,18 +17042,18 @@
           <wp:inline>
             <wp:extent cx="4267200" cy="1536192"/>
             <wp:effectExtent b="0" l="0" r="0" t="0"/>
-            <wp:docPr descr="有偏一维格点随机游走概率分布柱状图" title="" id="106" name="Picture"/>
+            <wp:docPr descr="有偏一维格点随机游走概率分布柱状图" title="" id="112" name="Picture"/>
             <a:graphic>
               <a:graphicData uri="http://schemas.openxmlformats.org/drawingml/2006/picture">
                 <pic:pic>
                   <pic:nvPicPr>
-                    <pic:cNvPr descr="../../result/problem3_probabilities_biased.png" id="107" name="Picture"/>
+                    <pic:cNvPr descr="../../result/problem3_probabilities_biased.png" id="113" name="Picture"/>
                     <pic:cNvPicPr>
                       <a:picLocks noChangeArrowheads="1" noChangeAspect="1"/>
                     </pic:cNvPicPr>
                   </pic:nvPicPr>
                   <pic:blipFill>
-                    <a:blip r:embed="rId105"/>
+                    <a:blip r:embed="rId111"/>
                     <a:stretch>
                       <a:fillRect/>
                     </a:stretch>
@@ -16971,8 +17091,8 @@
         <w:t xml:space="preserve">有偏一维格点随机游走概率分布柱状图</w:t>
       </w:r>
     </w:p>
-    <w:bookmarkEnd w:id="108"/>
-    <w:bookmarkStart w:id="109" w:name="理解-10"/>
+    <w:bookmarkEnd w:id="114"/>
+    <w:bookmarkStart w:id="115" w:name="分析-10"/>
     <w:p>
       <w:pPr>
         <w:pStyle w:val="Heading3"/>
@@ -16981,7 +17101,7 @@
         <w:rPr>
           <w:rFonts w:hint="eastAsia"/>
         </w:rPr>
-        <w:t xml:space="preserve">理解</w:t>
+        <w:t xml:space="preserve">分析</w:t>
       </w:r>
     </w:p>
     <w:p>
@@ -17159,9 +17279,9 @@
         <w:t xml:space="preserve">增长。</w:t>
       </w:r>
     </w:p>
-    <w:bookmarkEnd w:id="109"/>
-    <w:bookmarkEnd w:id="110"/>
-    <w:bookmarkStart w:id="118" w:name="problem-3f均方涨落的标度律"/>
+    <w:bookmarkEnd w:id="115"/>
+    <w:bookmarkEnd w:id="116"/>
+    <w:bookmarkStart w:id="124" w:name="problem-3f均方涨落的标度律"/>
     <w:p>
       <w:pPr>
         <w:pStyle w:val="Heading2"/>
@@ -17176,7 +17296,7 @@
         <w:t xml:space="preserve">3(f)：均方涨落的标度律</w:t>
       </w:r>
     </w:p>
-    <w:bookmarkStart w:id="111" w:name="待求问题-11"/>
+    <w:bookmarkStart w:id="117" w:name="待求问题-11"/>
     <w:p>
       <w:pPr>
         <w:pStyle w:val="Heading3"/>
@@ -17386,8 +17506,8 @@
         </m:oMath>
       </m:oMathPara>
     </w:p>
-    <w:bookmarkEnd w:id="111"/>
-    <w:bookmarkStart w:id="112" w:name="解决方式-11"/>
+    <w:bookmarkEnd w:id="117"/>
+    <w:bookmarkStart w:id="118" w:name="解决方式-11"/>
     <w:p>
       <w:pPr>
         <w:pStyle w:val="Heading3"/>
@@ -17535,8 +17655,8 @@
         </m:oMath>
       </m:oMathPara>
     </w:p>
-    <w:bookmarkEnd w:id="112"/>
-    <w:bookmarkStart w:id="116" w:name="问题答案-11"/>
+    <w:bookmarkEnd w:id="118"/>
+    <w:bookmarkStart w:id="122" w:name="问题答案-11"/>
     <w:p>
       <w:pPr>
         <w:pStyle w:val="Heading3"/>
@@ -17557,18 +17677,18 @@
           <wp:inline>
             <wp:extent cx="4373880" cy="2956989"/>
             <wp:effectExtent b="0" l="0" r="0" t="0"/>
-            <wp:docPr descr="一维随机游走均方量的 log-log 标度散点图" title="" id="114" name="Picture"/>
+            <wp:docPr descr="一维随机游走均方量的 log-log 标度散点图" title="" id="120" name="Picture"/>
             <a:graphic>
               <a:graphicData uri="http://schemas.openxmlformats.org/drawingml/2006/picture">
                 <pic:pic>
                   <pic:nvPicPr>
-                    <pic:cNvPr descr="../../result/problem3_loglog_variance.png" id="115" name="Picture"/>
+                    <pic:cNvPr descr="../../result/problem3_loglog_variance.png" id="121" name="Picture"/>
                     <pic:cNvPicPr>
                       <a:picLocks noChangeArrowheads="1" noChangeAspect="1"/>
                     </pic:cNvPicPr>
                   </pic:nvPicPr>
                   <pic:blipFill>
-                    <a:blip r:embed="rId113"/>
+                    <a:blip r:embed="rId119"/>
                     <a:stretch>
                       <a:fillRect/>
                     </a:stretch>
@@ -17962,8 +18082,8 @@
         </m:oMath>
       </m:oMathPara>
     </w:p>
-    <w:bookmarkEnd w:id="116"/>
-    <w:bookmarkStart w:id="117" w:name="理解-11"/>
+    <w:bookmarkEnd w:id="122"/>
+    <w:bookmarkStart w:id="123" w:name="分析-11"/>
     <w:p>
       <w:pPr>
         <w:pStyle w:val="Heading3"/>
@@ -17972,7 +18092,7 @@
         <w:rPr>
           <w:rFonts w:hint="eastAsia"/>
         </w:rPr>
-        <w:t xml:space="preserve">理解</w:t>
+        <w:t xml:space="preserve">分析</w:t>
       </w:r>
     </w:p>
     <w:p>
@@ -18115,10 +18235,10 @@
         <w:t xml:space="preserve">2；这不是扩散指数改变，而是统计量从中心方差换成了关于原点的均方位移。</w:t>
       </w:r>
     </w:p>
-    <w:bookmarkEnd w:id="117"/>
-    <w:bookmarkEnd w:id="118"/>
-    <w:bookmarkEnd w:id="119"/>
-    <w:bookmarkStart w:id="144" w:name="iv.-二维聚合物随机游走"/>
+    <w:bookmarkEnd w:id="123"/>
+    <w:bookmarkEnd w:id="124"/>
+    <w:bookmarkEnd w:id="125"/>
+    <w:bookmarkStart w:id="150" w:name="iv.-二维聚合物随机游走"/>
     <w:p>
       <w:pPr>
         <w:pStyle w:val="Heading1"/>
@@ -18133,7 +18253,7 @@
         <w:t xml:space="preserve">二维聚合物随机游走</w:t>
       </w:r>
     </w:p>
-    <w:bookmarkStart w:id="130" w:name="problem-4a二维随机方向游走"/>
+    <w:bookmarkStart w:id="136" w:name="problem-4a二维随机方向游走"/>
     <w:p>
       <w:pPr>
         <w:pStyle w:val="Heading2"/>
@@ -18148,7 +18268,7 @@
         <w:t xml:space="preserve">4(a)：二维随机方向游走</w:t>
       </w:r>
     </w:p>
-    <w:bookmarkStart w:id="120" w:name="待求问题-12"/>
+    <w:bookmarkStart w:id="126" w:name="待求问题-12"/>
     <w:p>
       <w:pPr>
         <w:pStyle w:val="Heading3"/>
@@ -18382,8 +18502,8 @@
         <w:t xml:space="preserve">。</w:t>
       </w:r>
     </w:p>
-    <w:bookmarkEnd w:id="120"/>
-    <w:bookmarkStart w:id="121" w:name="解决方式-12"/>
+    <w:bookmarkEnd w:id="126"/>
+    <w:bookmarkStart w:id="127" w:name="解决方式-12"/>
     <w:p>
       <w:pPr>
         <w:pStyle w:val="Heading3"/>
@@ -18689,8 +18809,8 @@
         <w:t xml:space="preserve">。</w:t>
       </w:r>
     </w:p>
-    <w:bookmarkEnd w:id="121"/>
-    <w:bookmarkStart w:id="128" w:name="问题答案-12"/>
+    <w:bookmarkEnd w:id="127"/>
+    <w:bookmarkStart w:id="134" w:name="问题答案-12"/>
     <w:p>
       <w:pPr>
         <w:pStyle w:val="Heading3"/>
@@ -19316,18 +19436,18 @@
           <wp:inline>
             <wp:extent cx="4480560" cy="2966857"/>
             <wp:effectExtent b="0" l="0" r="0" t="0"/>
-            <wp:docPr descr="二维聚合物尺寸标度散点与拟合线" title="" id="123" name="Picture"/>
+            <wp:docPr descr="二维聚合物尺寸标度散点与拟合线" title="" id="129" name="Picture"/>
             <a:graphic>
               <a:graphicData uri="http://schemas.openxmlformats.org/drawingml/2006/picture">
                 <pic:pic>
                   <pic:nvPicPr>
-                    <pic:cNvPr descr="../../result/problem4_2d_scaling.png" id="124" name="Picture"/>
+                    <pic:cNvPr descr="../../result/problem4_2d_scaling.png" id="130" name="Picture"/>
                     <pic:cNvPicPr>
                       <a:picLocks noChangeArrowheads="1" noChangeAspect="1"/>
                     </pic:cNvPicPr>
                   </pic:nvPicPr>
                   <pic:blipFill>
-                    <a:blip r:embed="rId122"/>
+                    <a:blip r:embed="rId128"/>
                     <a:stretch>
                       <a:fillRect/>
                     </a:stretch>
@@ -19374,18 +19494,18 @@
           <wp:inline>
             <wp:extent cx="4160520" cy="2715895"/>
             <wp:effectExtent b="0" l="0" r="0" t="0"/>
-            <wp:docPr descr="二维聚合物尺寸比值" title="" id="126" name="Picture"/>
+            <wp:docPr descr="二维聚合物尺寸比值" title="" id="132" name="Picture"/>
             <a:graphic>
               <a:graphicData uri="http://schemas.openxmlformats.org/drawingml/2006/picture">
                 <pic:pic>
                   <pic:nvPicPr>
-                    <pic:cNvPr descr="../../result/problem4_2d_ratio.png" id="127" name="Picture"/>
+                    <pic:cNvPr descr="../../result/problem4_2d_ratio.png" id="133" name="Picture"/>
                     <pic:cNvPicPr>
                       <a:picLocks noChangeArrowheads="1" noChangeAspect="1"/>
                     </pic:cNvPicPr>
                   </pic:nvPicPr>
                   <pic:blipFill>
-                    <a:blip r:embed="rId125"/>
+                    <a:blip r:embed="rId131"/>
                     <a:stretch>
                       <a:fillRect/>
                     </a:stretch>
@@ -19423,8 +19543,8 @@
         <w:t xml:space="preserve">二维聚合物尺寸比值</w:t>
       </w:r>
     </w:p>
-    <w:bookmarkEnd w:id="128"/>
-    <w:bookmarkStart w:id="129" w:name="理解-12"/>
+    <w:bookmarkEnd w:id="134"/>
+    <w:bookmarkStart w:id="135" w:name="分析-12"/>
     <w:p>
       <w:pPr>
         <w:pStyle w:val="Heading3"/>
@@ -19433,7 +19553,7 @@
         <w:rPr>
           <w:rFonts w:hint="eastAsia"/>
         </w:rPr>
-        <w:t xml:space="preserve">理解</w:t>
+        <w:t xml:space="preserve">分析</w:t>
       </w:r>
     </w:p>
     <w:p>
@@ -19510,9 +19630,9 @@
         <w:t xml:space="preserve">，与理想链理论一致。</w:t>
       </w:r>
     </w:p>
-    <w:bookmarkEnd w:id="129"/>
-    <w:bookmarkEnd w:id="130"/>
-    <w:bookmarkStart w:id="135" w:name="problem-4b二维传统格点随机游走"/>
+    <w:bookmarkEnd w:id="135"/>
+    <w:bookmarkEnd w:id="136"/>
+    <w:bookmarkStart w:id="141" w:name="problem-4b二维传统格点随机游走"/>
     <w:p>
       <w:pPr>
         <w:pStyle w:val="Heading2"/>
@@ -19527,7 +19647,7 @@
         <w:t xml:space="preserve">4(b)：二维传统格点随机游走</w:t>
       </w:r>
     </w:p>
-    <w:bookmarkStart w:id="131" w:name="待求问题-13"/>
+    <w:bookmarkStart w:id="137" w:name="待求问题-13"/>
     <w:p>
       <w:pPr>
         <w:pStyle w:val="Heading3"/>
@@ -19559,8 +19679,8 @@
         <w:t xml:space="preserve">指数和尺寸比值。</w:t>
       </w:r>
     </w:p>
-    <w:bookmarkEnd w:id="131"/>
-    <w:bookmarkStart w:id="132" w:name="解决方式-13"/>
+    <w:bookmarkEnd w:id="137"/>
+    <w:bookmarkStart w:id="138" w:name="解决方式-13"/>
     <w:p>
       <w:pPr>
         <w:pStyle w:val="Heading3"/>
@@ -19675,8 +19795,8 @@
         <w:t xml:space="preserve">中等概率选择。虽然它限制在格点上，但每一步仍独立、零均值且方差有限，因此仍是理想链。</w:t>
       </w:r>
     </w:p>
-    <w:bookmarkEnd w:id="132"/>
-    <w:bookmarkStart w:id="133" w:name="问题答案-13"/>
+    <w:bookmarkEnd w:id="138"/>
+    <w:bookmarkStart w:id="139" w:name="问题答案-13"/>
     <w:p>
       <w:pPr>
         <w:pStyle w:val="Heading3"/>
@@ -20293,8 +20413,8 @@
         </w:tc>
       </w:tr>
     </w:tbl>
-    <w:bookmarkEnd w:id="133"/>
-    <w:bookmarkStart w:id="134" w:name="理解-13"/>
+    <w:bookmarkEnd w:id="139"/>
+    <w:bookmarkStart w:id="140" w:name="分析-13"/>
     <w:p>
       <w:pPr>
         <w:pStyle w:val="Heading3"/>
@@ -20303,7 +20423,7 @@
         <w:rPr>
           <w:rFonts w:hint="eastAsia"/>
         </w:rPr>
-        <w:t xml:space="preserve">理解</w:t>
+        <w:t xml:space="preserve">分析</w:t>
       </w:r>
     </w:p>
     <w:p>
@@ -20352,9 +20472,9 @@
         <w:t xml:space="preserve">普适行为。</w:t>
       </w:r>
     </w:p>
-    <w:bookmarkEnd w:id="134"/>
-    <w:bookmarkEnd w:id="135"/>
-    <w:bookmarkStart w:id="143" w:name="problem-4c二维自避随机游走"/>
+    <w:bookmarkEnd w:id="140"/>
+    <w:bookmarkEnd w:id="141"/>
+    <w:bookmarkStart w:id="149" w:name="problem-4c二维自避随机游走"/>
     <w:p>
       <w:pPr>
         <w:pStyle w:val="Heading2"/>
@@ -20369,7 +20489,7 @@
         <w:t xml:space="preserve">4(c)：二维自避随机游走</w:t>
       </w:r>
     </w:p>
-    <w:bookmarkStart w:id="136" w:name="待求问题-14"/>
+    <w:bookmarkStart w:id="142" w:name="待求问题-14"/>
     <w:p>
       <w:pPr>
         <w:pStyle w:val="Heading3"/>
@@ -20461,8 +20581,8 @@
         <w:t xml:space="preserve">。</w:t>
       </w:r>
     </w:p>
-    <w:bookmarkEnd w:id="136"/>
-    <w:bookmarkStart w:id="137" w:name="解决方式-14"/>
+    <w:bookmarkEnd w:id="142"/>
+    <w:bookmarkStart w:id="143" w:name="解决方式-14"/>
     <w:p>
       <w:pPr>
         <w:pStyle w:val="Heading3"/>
@@ -20503,8 +20623,8 @@
         <w:t xml:space="preserve">点，对其后的链段施加二维格点对称变换；若新构型不自交则接受，否则拒绝。该方法比朴素增长法更适合生成较长的固定长度自避链。</w:t>
       </w:r>
     </w:p>
-    <w:bookmarkEnd w:id="137"/>
-    <w:bookmarkStart w:id="141" w:name="问题答案-14"/>
+    <w:bookmarkEnd w:id="143"/>
+    <w:bookmarkStart w:id="147" w:name="问题答案-14"/>
     <w:p>
       <w:pPr>
         <w:pStyle w:val="Heading3"/>
@@ -21260,18 +21380,18 @@
           <wp:inline>
             <wp:extent cx="4160520" cy="2754938"/>
             <wp:effectExtent b="0" l="0" r="0" t="0"/>
-            <wp:docPr descr="二维 Flory 指数拟合窗口敏感性" title="" id="139" name="Picture"/>
+            <wp:docPr descr="二维 Flory 指数拟合窗口敏感性" title="" id="145" name="Picture"/>
             <a:graphic>
               <a:graphicData uri="http://schemas.openxmlformats.org/drawingml/2006/picture">
                 <pic:pic>
                   <pic:nvPicPr>
-                    <pic:cNvPr descr="../../result/problem4_2d_fit_window_sensitivity.png" id="140" name="Picture"/>
+                    <pic:cNvPr descr="../../result/problem4_2d_fit_window_sensitivity.png" id="146" name="Picture"/>
                     <pic:cNvPicPr>
                       <a:picLocks noChangeArrowheads="1" noChangeAspect="1"/>
                     </pic:cNvPicPr>
                   </pic:nvPicPr>
                   <pic:blipFill>
-                    <a:blip r:embed="rId138"/>
+                    <a:blip r:embed="rId144"/>
                     <a:stretch>
                       <a:fillRect/>
                     </a:stretch>
@@ -21318,8 +21438,8 @@
         <w:t xml:space="preserve">指数拟合窗口敏感性</w:t>
       </w:r>
     </w:p>
-    <w:bookmarkEnd w:id="141"/>
-    <w:bookmarkStart w:id="142" w:name="理解-14"/>
+    <w:bookmarkEnd w:id="147"/>
+    <w:bookmarkStart w:id="148" w:name="分析-14"/>
     <w:p>
       <w:pPr>
         <w:pStyle w:val="Heading3"/>
@@ -21328,7 +21448,7 @@
         <w:rPr>
           <w:rFonts w:hint="eastAsia"/>
         </w:rPr>
-        <w:t xml:space="preserve">理解</w:t>
+        <w:t xml:space="preserve">分析</w:t>
       </w:r>
     </w:p>
     <w:p>
@@ -21520,10 +21640,10 @@
         <w:t xml:space="preserve">是理想链结果，不适用于二维自避链。</w:t>
       </w:r>
     </w:p>
-    <w:bookmarkEnd w:id="142"/>
-    <w:bookmarkEnd w:id="143"/>
-    <w:bookmarkEnd w:id="144"/>
-    <w:bookmarkStart w:id="172" w:name="v.-三维格点随机游走"/>
+    <w:bookmarkEnd w:id="148"/>
+    <w:bookmarkEnd w:id="149"/>
+    <w:bookmarkEnd w:id="150"/>
+    <w:bookmarkStart w:id="178" w:name="v.-三维格点随机游走"/>
     <w:p>
       <w:pPr>
         <w:pStyle w:val="Heading1"/>
@@ -21538,7 +21658,7 @@
         <w:t xml:space="preserve">三维格点随机游走</w:t>
       </w:r>
     </w:p>
-    <w:bookmarkStart w:id="155" w:name="problem-5a三维传统格点随机游走"/>
+    <w:bookmarkStart w:id="161" w:name="problem-5a三维传统格点随机游走"/>
     <w:p>
       <w:pPr>
         <w:pStyle w:val="Heading2"/>
@@ -21553,7 +21673,7 @@
         <w:t xml:space="preserve">5(a)：三维传统格点随机游走</w:t>
       </w:r>
     </w:p>
-    <w:bookmarkStart w:id="145" w:name="待求问题-15"/>
+    <w:bookmarkStart w:id="151" w:name="待求问题-15"/>
     <w:p>
       <w:pPr>
         <w:pStyle w:val="Heading3"/>
@@ -21623,8 +21743,8 @@
         <w:t xml:space="preserve">。</w:t>
       </w:r>
     </w:p>
-    <w:bookmarkEnd w:id="145"/>
-    <w:bookmarkStart w:id="146" w:name="解决方式-15"/>
+    <w:bookmarkEnd w:id="151"/>
+    <w:bookmarkStart w:id="152" w:name="解决方式-15"/>
     <w:p>
       <w:pPr>
         <w:pStyle w:val="Heading3"/>
@@ -21834,8 +21954,8 @@
         <w:t xml:space="preserve">。</w:t>
       </w:r>
     </w:p>
-    <w:bookmarkEnd w:id="146"/>
-    <w:bookmarkStart w:id="153" w:name="问题答案-15"/>
+    <w:bookmarkEnd w:id="152"/>
+    <w:bookmarkStart w:id="159" w:name="问题答案-15"/>
     <w:p>
       <w:pPr>
         <w:pStyle w:val="Heading3"/>
@@ -22461,18 +22581,18 @@
           <wp:inline>
             <wp:extent cx="4480560" cy="3007499"/>
             <wp:effectExtent b="0" l="0" r="0" t="0"/>
-            <wp:docPr descr="三维聚合物尺寸标度散点与拟合线" title="" id="148" name="Picture"/>
+            <wp:docPr descr="三维聚合物尺寸标度散点与拟合线" title="" id="154" name="Picture"/>
             <a:graphic>
               <a:graphicData uri="http://schemas.openxmlformats.org/drawingml/2006/picture">
                 <pic:pic>
                   <pic:nvPicPr>
-                    <pic:cNvPr descr="../../result/problem5_3d_scaling.png" id="149" name="Picture"/>
+                    <pic:cNvPr descr="../../result/problem5_3d_scaling.png" id="155" name="Picture"/>
                     <pic:cNvPicPr>
                       <a:picLocks noChangeArrowheads="1" noChangeAspect="1"/>
                     </pic:cNvPicPr>
                   </pic:nvPicPr>
                   <pic:blipFill>
-                    <a:blip r:embed="rId147"/>
+                    <a:blip r:embed="rId153"/>
                     <a:stretch>
                       <a:fillRect/>
                     </a:stretch>
@@ -22519,18 +22639,18 @@
           <wp:inline>
             <wp:extent cx="4160520" cy="2715895"/>
             <wp:effectExtent b="0" l="0" r="0" t="0"/>
-            <wp:docPr descr="三维聚合物尺寸比值" title="" id="151" name="Picture"/>
+            <wp:docPr descr="三维聚合物尺寸比值" title="" id="157" name="Picture"/>
             <a:graphic>
               <a:graphicData uri="http://schemas.openxmlformats.org/drawingml/2006/picture">
                 <pic:pic>
                   <pic:nvPicPr>
-                    <pic:cNvPr descr="../../result/problem5_3d_ratio.png" id="152" name="Picture"/>
+                    <pic:cNvPr descr="../../result/problem5_3d_ratio.png" id="158" name="Picture"/>
                     <pic:cNvPicPr>
                       <a:picLocks noChangeArrowheads="1" noChangeAspect="1"/>
                     </pic:cNvPicPr>
                   </pic:nvPicPr>
                   <pic:blipFill>
-                    <a:blip r:embed="rId150"/>
+                    <a:blip r:embed="rId156"/>
                     <a:stretch>
                       <a:fillRect/>
                     </a:stretch>
@@ -22568,8 +22688,8 @@
         <w:t xml:space="preserve">三维聚合物尺寸比值</w:t>
       </w:r>
     </w:p>
-    <w:bookmarkEnd w:id="153"/>
-    <w:bookmarkStart w:id="154" w:name="理解-15"/>
+    <w:bookmarkEnd w:id="159"/>
+    <w:bookmarkStart w:id="160" w:name="分析-15"/>
     <w:p>
       <w:pPr>
         <w:pStyle w:val="Heading3"/>
@@ -22578,7 +22698,7 @@
         <w:rPr>
           <w:rFonts w:hint="eastAsia"/>
         </w:rPr>
-        <w:t xml:space="preserve">理解</w:t>
+        <w:t xml:space="preserve">分析</w:t>
       </w:r>
     </w:p>
     <w:p>
@@ -22652,9 +22772,9 @@
         <w:t xml:space="preserve">。</w:t>
       </w:r>
     </w:p>
-    <w:bookmarkEnd w:id="154"/>
-    <w:bookmarkEnd w:id="155"/>
-    <w:bookmarkStart w:id="163" w:name="problem-5b三维自避随机游走"/>
+    <w:bookmarkEnd w:id="160"/>
+    <w:bookmarkEnd w:id="161"/>
+    <w:bookmarkStart w:id="169" w:name="problem-5b三维自避随机游走"/>
     <w:p>
       <w:pPr>
         <w:pStyle w:val="Heading2"/>
@@ -22669,7 +22789,7 @@
         <w:t xml:space="preserve">5(b)：三维自避随机游走</w:t>
       </w:r>
     </w:p>
-    <w:bookmarkStart w:id="156" w:name="待求问题-16"/>
+    <w:bookmarkStart w:id="162" w:name="待求问题-16"/>
     <w:p>
       <w:pPr>
         <w:pStyle w:val="Heading3"/>
@@ -22752,8 +22872,8 @@
         <w:t xml:space="preserve">。</w:t>
       </w:r>
     </w:p>
-    <w:bookmarkEnd w:id="156"/>
-    <w:bookmarkStart w:id="157" w:name="解决方式-16"/>
+    <w:bookmarkEnd w:id="162"/>
+    <w:bookmarkStart w:id="163" w:name="解决方式-16"/>
     <w:p>
       <w:pPr>
         <w:pStyle w:val="Heading3"/>
@@ -22794,8 +22914,8 @@
         <w:t xml:space="preserve">变换被接受的概率更高；但自避约束仍会使链膨胀。</w:t>
       </w:r>
     </w:p>
-    <w:bookmarkEnd w:id="157"/>
-    <w:bookmarkStart w:id="161" w:name="问题答案-16"/>
+    <w:bookmarkEnd w:id="163"/>
+    <w:bookmarkStart w:id="167" w:name="问题答案-16"/>
     <w:p>
       <w:pPr>
         <w:pStyle w:val="Heading3"/>
@@ -23551,18 +23671,18 @@
           <wp:inline>
             <wp:extent cx="4160520" cy="2754938"/>
             <wp:effectExtent b="0" l="0" r="0" t="0"/>
-            <wp:docPr descr="三维 Flory 指数拟合窗口敏感性" title="" id="159" name="Picture"/>
+            <wp:docPr descr="三维 Flory 指数拟合窗口敏感性" title="" id="165" name="Picture"/>
             <a:graphic>
               <a:graphicData uri="http://schemas.openxmlformats.org/drawingml/2006/picture">
                 <pic:pic>
                   <pic:nvPicPr>
-                    <pic:cNvPr descr="../../result/problem5_3d_fit_window_sensitivity.png" id="160" name="Picture"/>
+                    <pic:cNvPr descr="../../result/problem5_3d_fit_window_sensitivity.png" id="166" name="Picture"/>
                     <pic:cNvPicPr>
                       <a:picLocks noChangeArrowheads="1" noChangeAspect="1"/>
                     </pic:cNvPicPr>
                   </pic:nvPicPr>
                   <pic:blipFill>
-                    <a:blip r:embed="rId158"/>
+                    <a:blip r:embed="rId164"/>
                     <a:stretch>
                       <a:fillRect/>
                     </a:stretch>
@@ -23609,8 +23729,8 @@
         <w:t xml:space="preserve">指数拟合窗口敏感性</w:t>
       </w:r>
     </w:p>
-    <w:bookmarkEnd w:id="161"/>
-    <w:bookmarkStart w:id="162" w:name="理解-16"/>
+    <w:bookmarkEnd w:id="167"/>
+    <w:bookmarkStart w:id="168" w:name="分析-16"/>
     <w:p>
       <w:pPr>
         <w:pStyle w:val="Heading3"/>
@@ -23619,7 +23739,7 @@
         <w:rPr>
           <w:rFonts w:hint="eastAsia"/>
         </w:rPr>
-        <w:t xml:space="preserve">理解</w:t>
+        <w:t xml:space="preserve">分析</w:t>
       </w:r>
     </w:p>
     <w:p>
@@ -23730,9 +23850,9 @@
         <w:t xml:space="preserve">；自避链的形状统计不同于理想链，但三维中偏离比二维略小。</w:t>
       </w:r>
     </w:p>
-    <w:bookmarkEnd w:id="162"/>
-    <w:bookmarkEnd w:id="163"/>
-    <w:bookmarkStart w:id="171" w:name="problem-5c三维随机游走的暂态性"/>
+    <w:bookmarkEnd w:id="168"/>
+    <w:bookmarkEnd w:id="169"/>
+    <w:bookmarkStart w:id="177" w:name="problem-5c三维随机游走的暂态性"/>
     <w:p>
       <w:pPr>
         <w:pStyle w:val="Heading2"/>
@@ -23747,7 +23867,7 @@
         <w:t xml:space="preserve">5(c)：三维随机游走的暂态性</w:t>
       </w:r>
     </w:p>
-    <w:bookmarkStart w:id="164" w:name="待求问题-17"/>
+    <w:bookmarkStart w:id="170" w:name="待求问题-17"/>
     <w:p>
       <w:pPr>
         <w:pStyle w:val="Heading3"/>
@@ -23770,8 +23890,8 @@
         <w:t xml:space="preserve">说明三维传统随机游走是暂态的。</w:t>
       </w:r>
     </w:p>
-    <w:bookmarkEnd w:id="164"/>
-    <w:bookmarkStart w:id="165" w:name="解决方式-17"/>
+    <w:bookmarkEnd w:id="170"/>
+    <w:bookmarkStart w:id="171" w:name="解决方式-17"/>
     <w:p>
       <w:pPr>
         <w:pStyle w:val="Heading3"/>
@@ -24157,8 +24277,8 @@
         <w:t xml:space="preserve">1，三维随机游走是暂态的。</w:t>
       </w:r>
     </w:p>
-    <w:bookmarkEnd w:id="165"/>
-    <w:bookmarkStart w:id="169" w:name="问题答案-17"/>
+    <w:bookmarkEnd w:id="171"/>
+    <w:bookmarkStart w:id="175" w:name="问题答案-17"/>
     <w:p>
       <w:pPr>
         <w:pStyle w:val="Heading3"/>
@@ -24257,18 +24377,18 @@
           <wp:inline>
             <wp:extent cx="4160520" cy="2715895"/>
             <wp:effectExtent b="0" l="0" r="0" t="0"/>
-            <wp:docPr descr="三维随机游走有限时间返回概率" title="" id="167" name="Picture"/>
+            <wp:docPr descr="三维随机游走有限时间返回概率" title="" id="173" name="Picture"/>
             <a:graphic>
               <a:graphicData uri="http://schemas.openxmlformats.org/drawingml/2006/picture">
                 <pic:pic>
                   <pic:nvPicPr>
-                    <pic:cNvPr descr="../../result/problem5_transience.png" id="168" name="Picture"/>
+                    <pic:cNvPr descr="../../result/problem5_transience.png" id="174" name="Picture"/>
                     <pic:cNvPicPr>
                       <a:picLocks noChangeArrowheads="1" noChangeAspect="1"/>
                     </pic:cNvPicPr>
                   </pic:nvPicPr>
                   <pic:blipFill>
-                    <a:blip r:embed="rId166"/>
+                    <a:blip r:embed="rId172"/>
                     <a:stretch>
                       <a:fillRect/>
                     </a:stretch>
@@ -24306,8 +24426,8 @@
         <w:t xml:space="preserve">三维随机游走有限时间返回概率</w:t>
       </w:r>
     </w:p>
-    <w:bookmarkEnd w:id="169"/>
-    <w:bookmarkStart w:id="170" w:name="理解-17"/>
+    <w:bookmarkEnd w:id="175"/>
+    <w:bookmarkStart w:id="176" w:name="分析-17"/>
     <w:p>
       <w:pPr>
         <w:pStyle w:val="Heading3"/>
@@ -24316,7 +24436,7 @@
         <w:rPr>
           <w:rFonts w:hint="eastAsia"/>
         </w:rPr>
-        <w:t xml:space="preserve">理解</w:t>
+        <w:t xml:space="preserve">分析</w:t>
       </w:r>
     </w:p>
     <w:p>
@@ -24356,9 +24476,9 @@
         <w:t xml:space="preserve">1；理论上的返回概率级数收敛给出了暂态性的根本原因。</w:t>
       </w:r>
     </w:p>
-    <w:bookmarkEnd w:id="170"/>
-    <w:bookmarkEnd w:id="171"/>
-    <w:bookmarkEnd w:id="172"/>
+    <w:bookmarkEnd w:id="176"/>
+    <w:bookmarkEnd w:id="177"/>
+    <w:bookmarkEnd w:id="178"/>
     <w:sectPr>
       <w:footnotePr>
         <w:numRestart w:val="eachSect"/>

--- a/12/docs/answer/answer.docx
+++ b/12/docs/answer/answer.docx
@@ -532,6 +532,15 @@
         <w:pStyle w:val="Heading2"/>
       </w:pPr>
       <w:r>
+        <w:rPr>
+          <w:rStyle w:val="SectionNumber"/>
+        </w:rPr>
+        <w:t xml:space="preserve">0.1</w:t>
+      </w:r>
+      <w:r>
+        <w:tab/>
+      </w:r>
+      <w:r>
         <w:t xml:space="preserve">Problem </w:t>
       </w:r>
       <w:r>
@@ -546,6 +555,15 @@
       <w:pPr>
         <w:pStyle w:val="Heading3"/>
       </w:pPr>
+      <w:r>
+        <w:rPr>
+          <w:rStyle w:val="SectionNumber"/>
+        </w:rPr>
+        <w:t xml:space="preserve">0.1.1</w:t>
+      </w:r>
+      <w:r>
+        <w:tab/>
+      </w:r>
       <w:r>
         <w:rPr>
           <w:rFonts w:hint="eastAsia"/>
@@ -595,6 +613,15 @@
       <w:pPr>
         <w:pStyle w:val="Heading3"/>
       </w:pPr>
+      <w:r>
+        <w:rPr>
+          <w:rStyle w:val="SectionNumber"/>
+        </w:rPr>
+        <w:t xml:space="preserve">0.1.2</w:t>
+      </w:r>
+      <w:r>
+        <w:tab/>
+      </w:r>
       <w:r>
         <w:rPr>
           <w:rFonts w:hint="eastAsia"/>
@@ -1378,6 +1405,15 @@
       <w:pPr>
         <w:pStyle w:val="Heading3"/>
       </w:pPr>
+      <w:r>
+        <w:rPr>
+          <w:rStyle w:val="SectionNumber"/>
+        </w:rPr>
+        <w:t xml:space="preserve">0.1.3</w:t>
+      </w:r>
+      <w:r>
+        <w:tab/>
+      </w:r>
       <w:r>
         <w:rPr>
           <w:rFonts w:hint="eastAsia"/>
@@ -2129,6 +2165,15 @@
       </w:pPr>
       <w:r>
         <w:rPr>
+          <w:rStyle w:val="SectionNumber"/>
+        </w:rPr>
+        <w:t xml:space="preserve">0.1.4</w:t>
+      </w:r>
+      <w:r>
+        <w:tab/>
+      </w:r>
+      <w:r>
+        <w:rPr>
           <w:rFonts w:hint="eastAsia"/>
         </w:rPr>
         <w:t xml:space="preserve">分析</w:t>
@@ -2229,6 +2274,15 @@
         <w:pStyle w:val="Heading2"/>
       </w:pPr>
       <w:r>
+        <w:rPr>
+          <w:rStyle w:val="SectionNumber"/>
+        </w:rPr>
+        <w:t xml:space="preserve">0.2</w:t>
+      </w:r>
+      <w:r>
+        <w:tab/>
+      </w:r>
+      <w:r>
         <w:t xml:space="preserve">Problem </w:t>
       </w:r>
       <w:r>
@@ -2243,6 +2297,15 @@
       <w:pPr>
         <w:pStyle w:val="Heading3"/>
       </w:pPr>
+      <w:r>
+        <w:rPr>
+          <w:rStyle w:val="SectionNumber"/>
+        </w:rPr>
+        <w:t xml:space="preserve">0.2.1</w:t>
+      </w:r>
+      <w:r>
+        <w:tab/>
+      </w:r>
       <w:r>
         <w:rPr>
           <w:rFonts w:hint="eastAsia"/>
@@ -2364,6 +2427,15 @@
       <w:pPr>
         <w:pStyle w:val="Heading3"/>
       </w:pPr>
+      <w:r>
+        <w:rPr>
+          <w:rStyle w:val="SectionNumber"/>
+        </w:rPr>
+        <w:t xml:space="preserve">0.2.2</w:t>
+      </w:r>
+      <w:r>
+        <w:tab/>
+      </w:r>
       <w:r>
         <w:rPr>
           <w:rFonts w:hint="eastAsia"/>
@@ -2898,6 +2970,15 @@
       <w:pPr>
         <w:pStyle w:val="Heading3"/>
       </w:pPr>
+      <w:r>
+        <w:rPr>
+          <w:rStyle w:val="SectionNumber"/>
+        </w:rPr>
+        <w:t xml:space="preserve">0.2.3</w:t>
+      </w:r>
+      <w:r>
+        <w:tab/>
+      </w:r>
       <w:r>
         <w:rPr>
           <w:rFonts w:hint="eastAsia"/>
@@ -4052,6 +4133,15 @@
       </w:pPr>
       <w:r>
         <w:rPr>
+          <w:rStyle w:val="SectionNumber"/>
+        </w:rPr>
+        <w:t xml:space="preserve">0.2.4</w:t>
+      </w:r>
+      <w:r>
+        <w:tab/>
+      </w:r>
+      <w:r>
+        <w:rPr>
           <w:rFonts w:hint="eastAsia"/>
         </w:rPr>
         <w:t xml:space="preserve">分析</w:t>
@@ -4140,6 +4230,15 @@
         <w:pStyle w:val="Heading2"/>
       </w:pPr>
       <w:r>
+        <w:rPr>
+          <w:rStyle w:val="SectionNumber"/>
+        </w:rPr>
+        <w:t xml:space="preserve">0.3</w:t>
+      </w:r>
+      <w:r>
+        <w:tab/>
+      </w:r>
+      <w:r>
         <w:t xml:space="preserve">Problem </w:t>
       </w:r>
       <w:r>
@@ -4154,6 +4253,15 @@
       <w:pPr>
         <w:pStyle w:val="Heading3"/>
       </w:pPr>
+      <w:r>
+        <w:rPr>
+          <w:rStyle w:val="SectionNumber"/>
+        </w:rPr>
+        <w:t xml:space="preserve">0.3.1</w:t>
+      </w:r>
+      <w:r>
+        <w:tab/>
+      </w:r>
       <w:r>
         <w:rPr>
           <w:rFonts w:hint="eastAsia"/>
@@ -4178,6 +4286,15 @@
       <w:pPr>
         <w:pStyle w:val="Heading3"/>
       </w:pPr>
+      <w:r>
+        <w:rPr>
+          <w:rStyle w:val="SectionNumber"/>
+        </w:rPr>
+        <w:t xml:space="preserve">0.3.2</w:t>
+      </w:r>
+      <w:r>
+        <w:tab/>
+      </w:r>
       <w:r>
         <w:rPr>
           <w:rFonts w:hint="eastAsia"/>
@@ -4476,6 +4593,15 @@
       <w:pPr>
         <w:pStyle w:val="Heading3"/>
       </w:pPr>
+      <w:r>
+        <w:rPr>
+          <w:rStyle w:val="SectionNumber"/>
+        </w:rPr>
+        <w:t xml:space="preserve">0.3.3</w:t>
+      </w:r>
+      <w:r>
+        <w:tab/>
+      </w:r>
       <w:r>
         <w:rPr>
           <w:rFonts w:hint="eastAsia"/>
@@ -7923,6 +8049,15 @@
       </w:pPr>
       <w:r>
         <w:rPr>
+          <w:rStyle w:val="SectionNumber"/>
+        </w:rPr>
+        <w:t xml:space="preserve">0.3.4</w:t>
+      </w:r>
+      <w:r>
+        <w:tab/>
+      </w:r>
+      <w:r>
+        <w:rPr>
           <w:rFonts w:hint="eastAsia"/>
         </w:rPr>
         <w:t xml:space="preserve">分析</w:t>
@@ -8151,6 +8286,15 @@
         <w:pStyle w:val="Heading2"/>
       </w:pPr>
       <w:r>
+        <w:rPr>
+          <w:rStyle w:val="SectionNumber"/>
+        </w:rPr>
+        <w:t xml:space="preserve">0.4</w:t>
+      </w:r>
+      <w:r>
+        <w:tab/>
+      </w:r>
+      <w:r>
         <w:t xml:space="preserve">Problem </w:t>
       </w:r>
       <w:r>
@@ -8165,6 +8309,15 @@
       <w:pPr>
         <w:pStyle w:val="Heading3"/>
       </w:pPr>
+      <w:r>
+        <w:rPr>
+          <w:rStyle w:val="SectionNumber"/>
+        </w:rPr>
+        <w:t xml:space="preserve">0.4.1</w:t>
+      </w:r>
+      <w:r>
+        <w:tab/>
+      </w:r>
       <w:r>
         <w:rPr>
           <w:rFonts w:hint="eastAsia"/>
@@ -8336,6 +8489,15 @@
       <w:pPr>
         <w:pStyle w:val="Heading3"/>
       </w:pPr>
+      <w:r>
+        <w:rPr>
+          <w:rStyle w:val="SectionNumber"/>
+        </w:rPr>
+        <w:t xml:space="preserve">0.4.2</w:t>
+      </w:r>
+      <w:r>
+        <w:tab/>
+      </w:r>
       <w:r>
         <w:rPr>
           <w:rFonts w:hint="eastAsia"/>
@@ -8812,6 +8974,15 @@
       </w:pPr>
       <w:r>
         <w:rPr>
+          <w:rStyle w:val="SectionNumber"/>
+        </w:rPr>
+        <w:t xml:space="preserve">0.4.3</w:t>
+      </w:r>
+      <w:r>
+        <w:tab/>
+      </w:r>
+      <w:r>
+        <w:rPr>
           <w:rFonts w:hint="eastAsia"/>
         </w:rPr>
         <w:t xml:space="preserve">问题答案</w:t>
@@ -9664,6 +9835,15 @@
       <w:pPr>
         <w:pStyle w:val="Heading3"/>
       </w:pPr>
+      <w:r>
+        <w:rPr>
+          <w:rStyle w:val="SectionNumber"/>
+        </w:rPr>
+        <w:t xml:space="preserve">0.4.4</w:t>
+      </w:r>
+      <w:r>
+        <w:tab/>
+      </w:r>
       <w:r>
         <w:rPr>
           <w:rFonts w:hint="eastAsia"/>
@@ -9893,6 +10073,15 @@
         <w:pStyle w:val="Heading2"/>
       </w:pPr>
       <w:r>
+        <w:rPr>
+          <w:rStyle w:val="SectionNumber"/>
+        </w:rPr>
+        <w:t xml:space="preserve">0.5</w:t>
+      </w:r>
+      <w:r>
+        <w:tab/>
+      </w:r>
+      <w:r>
         <w:t xml:space="preserve">Problem </w:t>
       </w:r>
       <w:r>
@@ -9907,6 +10096,15 @@
       <w:pPr>
         <w:pStyle w:val="Heading3"/>
       </w:pPr>
+      <w:r>
+        <w:rPr>
+          <w:rStyle w:val="SectionNumber"/>
+        </w:rPr>
+        <w:t xml:space="preserve">0.5.1</w:t>
+      </w:r>
+      <w:r>
+        <w:tab/>
+      </w:r>
       <w:r>
         <w:rPr>
           <w:rFonts w:hint="eastAsia"/>
@@ -9968,6 +10166,15 @@
       </w:pPr>
       <w:r>
         <w:rPr>
+          <w:rStyle w:val="SectionNumber"/>
+        </w:rPr>
+        <w:t xml:space="preserve">0.5.2</w:t>
+      </w:r>
+      <w:r>
+        <w:tab/>
+      </w:r>
+      <w:r>
+        <w:rPr>
           <w:rFonts w:hint="eastAsia"/>
         </w:rPr>
         <w:t xml:space="preserve">解决方式</w:t>
@@ -10403,6 +10610,15 @@
       <w:pPr>
         <w:pStyle w:val="Heading3"/>
       </w:pPr>
+      <w:r>
+        <w:rPr>
+          <w:rStyle w:val="SectionNumber"/>
+        </w:rPr>
+        <w:t xml:space="preserve">0.5.3</w:t>
+      </w:r>
+      <w:r>
+        <w:tab/>
+      </w:r>
       <w:r>
         <w:rPr>
           <w:rFonts w:hint="eastAsia"/>
@@ -11444,6 +11660,15 @@
       </w:pPr>
       <w:r>
         <w:rPr>
+          <w:rStyle w:val="SectionNumber"/>
+        </w:rPr>
+        <w:t xml:space="preserve">0.5.4</w:t>
+      </w:r>
+      <w:r>
+        <w:tab/>
+      </w:r>
+      <w:r>
+        <w:rPr>
           <w:rFonts w:hint="eastAsia"/>
         </w:rPr>
         <w:t xml:space="preserve">分析</w:t>
@@ -11580,6 +11805,15 @@
         <w:pStyle w:val="Heading2"/>
       </w:pPr>
       <w:r>
+        <w:rPr>
+          <w:rStyle w:val="SectionNumber"/>
+        </w:rPr>
+        <w:t xml:space="preserve">0.6</w:t>
+      </w:r>
+      <w:r>
+        <w:tab/>
+      </w:r>
+      <w:r>
         <w:t xml:space="preserve">Problem </w:t>
       </w:r>
       <w:r>
@@ -11594,6 +11828,15 @@
       <w:pPr>
         <w:pStyle w:val="Heading3"/>
       </w:pPr>
+      <w:r>
+        <w:rPr>
+          <w:rStyle w:val="SectionNumber"/>
+        </w:rPr>
+        <w:t xml:space="preserve">0.6.1</w:t>
+      </w:r>
+      <w:r>
+        <w:tab/>
+      </w:r>
       <w:r>
         <w:rPr>
           <w:rFonts w:hint="eastAsia"/>
@@ -11618,6 +11861,15 @@
       <w:pPr>
         <w:pStyle w:val="Heading3"/>
       </w:pPr>
+      <w:r>
+        <w:rPr>
+          <w:rStyle w:val="SectionNumber"/>
+        </w:rPr>
+        <w:t xml:space="preserve">0.6.2</w:t>
+      </w:r>
+      <w:r>
+        <w:tab/>
+      </w:r>
       <w:r>
         <w:rPr>
           <w:rFonts w:hint="eastAsia"/>
@@ -11931,6 +12183,15 @@
       </w:pPr>
       <w:r>
         <w:rPr>
+          <w:rStyle w:val="SectionNumber"/>
+        </w:rPr>
+        <w:t xml:space="preserve">0.6.3</w:t>
+      </w:r>
+      <w:r>
+        <w:tab/>
+      </w:r>
+      <w:r>
+        <w:rPr>
           <w:rFonts w:hint="eastAsia"/>
         </w:rPr>
         <w:t xml:space="preserve">问题答案</w:t>
@@ -12246,6 +12507,15 @@
       </w:pPr>
       <w:r>
         <w:rPr>
+          <w:rStyle w:val="SectionNumber"/>
+        </w:rPr>
+        <w:t xml:space="preserve">0.6.4</w:t>
+      </w:r>
+      <w:r>
+        <w:tab/>
+      </w:r>
+      <w:r>
+        <w:rPr>
           <w:rFonts w:hint="eastAsia"/>
         </w:rPr>
         <w:t xml:space="preserve">分析</w:t>
@@ -12320,6 +12590,15 @@
       <w:pPr>
         <w:pStyle w:val="Heading2"/>
       </w:pPr>
+      <w:r>
+        <w:rPr>
+          <w:rStyle w:val="SectionNumber"/>
+        </w:rPr>
+        <w:t xml:space="preserve">0.7</w:t>
+      </w:r>
+      <w:r>
+        <w:tab/>
+      </w:r>
       <w:r>
         <w:t xml:space="preserve">Problem </w:t>
       </w:r>
@@ -12386,6 +12665,15 @@
       </w:pPr>
       <w:r>
         <w:rPr>
+          <w:rStyle w:val="SectionNumber"/>
+        </w:rPr>
+        <w:t xml:space="preserve">0.7.1</w:t>
+      </w:r>
+      <w:r>
+        <w:tab/>
+      </w:r>
+      <w:r>
+        <w:rPr>
           <w:rFonts w:hint="eastAsia"/>
         </w:rPr>
         <w:t xml:space="preserve">待求问题</w:t>
@@ -12477,6 +12765,15 @@
       <w:pPr>
         <w:pStyle w:val="Heading3"/>
       </w:pPr>
+      <w:r>
+        <w:rPr>
+          <w:rStyle w:val="SectionNumber"/>
+        </w:rPr>
+        <w:t xml:space="preserve">0.7.2</w:t>
+      </w:r>
+      <w:r>
+        <w:tab/>
+      </w:r>
       <w:r>
         <w:rPr>
           <w:rFonts w:hint="eastAsia"/>
@@ -12861,6 +13158,15 @@
       </w:pPr>
       <w:r>
         <w:rPr>
+          <w:rStyle w:val="SectionNumber"/>
+        </w:rPr>
+        <w:t xml:space="preserve">0.7.3</w:t>
+      </w:r>
+      <w:r>
+        <w:tab/>
+      </w:r>
+      <w:r>
+        <w:rPr>
           <w:rFonts w:hint="eastAsia"/>
         </w:rPr>
         <w:t xml:space="preserve">问题答案</w:t>
@@ -12940,6 +13246,15 @@
       </w:pPr>
       <w:r>
         <w:rPr>
+          <w:rStyle w:val="SectionNumber"/>
+        </w:rPr>
+        <w:t xml:space="preserve">0.7.4</w:t>
+      </w:r>
+      <w:r>
+        <w:tab/>
+      </w:r>
+      <w:r>
+        <w:rPr>
           <w:rFonts w:hint="eastAsia"/>
         </w:rPr>
         <w:t xml:space="preserve">分析</w:t>
@@ -13006,6 +13321,15 @@
       <w:pPr>
         <w:pStyle w:val="Heading2"/>
       </w:pPr>
+      <w:r>
+        <w:rPr>
+          <w:rStyle w:val="SectionNumber"/>
+        </w:rPr>
+        <w:t xml:space="preserve">0.8</w:t>
+      </w:r>
+      <w:r>
+        <w:tab/>
+      </w:r>
       <w:r>
         <w:t xml:space="preserve">Problem </w:t>
       </w:r>
@@ -13044,6 +13368,15 @@
       <w:pPr>
         <w:pStyle w:val="Heading3"/>
       </w:pPr>
+      <w:r>
+        <w:rPr>
+          <w:rStyle w:val="SectionNumber"/>
+        </w:rPr>
+        <w:t xml:space="preserve">0.8.1</w:t>
+      </w:r>
+      <w:r>
+        <w:tab/>
+      </w:r>
       <w:r>
         <w:rPr>
           <w:rFonts w:hint="eastAsia"/>
@@ -13287,6 +13620,15 @@
       <w:pPr>
         <w:pStyle w:val="Heading3"/>
       </w:pPr>
+      <w:r>
+        <w:rPr>
+          <w:rStyle w:val="SectionNumber"/>
+        </w:rPr>
+        <w:t xml:space="preserve">0.8.2</w:t>
+      </w:r>
+      <w:r>
+        <w:tab/>
+      </w:r>
       <w:r>
         <w:rPr>
           <w:rFonts w:hint="eastAsia"/>
@@ -13511,6 +13853,15 @@
       </w:pPr>
       <w:r>
         <w:rPr>
+          <w:rStyle w:val="SectionNumber"/>
+        </w:rPr>
+        <w:t xml:space="preserve">0.8.3</w:t>
+      </w:r>
+      <w:r>
+        <w:tab/>
+      </w:r>
+      <w:r>
+        <w:rPr>
           <w:rFonts w:hint="eastAsia"/>
         </w:rPr>
         <w:t xml:space="preserve">问题答案</w:t>
@@ -14225,6 +14576,15 @@
       </w:pPr>
       <w:r>
         <w:rPr>
+          <w:rStyle w:val="SectionNumber"/>
+        </w:rPr>
+        <w:t xml:space="preserve">0.8.4</w:t>
+      </w:r>
+      <w:r>
+        <w:tab/>
+      </w:r>
+      <w:r>
+        <w:rPr>
           <w:rFonts w:hint="eastAsia"/>
         </w:rPr>
         <w:t xml:space="preserve">分析</w:t>
@@ -14291,6 +14651,15 @@
         <w:pStyle w:val="Heading2"/>
       </w:pPr>
       <w:r>
+        <w:rPr>
+          <w:rStyle w:val="SectionNumber"/>
+        </w:rPr>
+        <w:t xml:space="preserve">0.9</w:t>
+      </w:r>
+      <w:r>
+        <w:tab/>
+      </w:r>
+      <w:r>
         <w:t xml:space="preserve">Problem </w:t>
       </w:r>
       <w:r>
@@ -14305,6 +14674,15 @@
       <w:pPr>
         <w:pStyle w:val="Heading3"/>
       </w:pPr>
+      <w:r>
+        <w:rPr>
+          <w:rStyle w:val="SectionNumber"/>
+        </w:rPr>
+        <w:t xml:space="preserve">0.9.1</w:t>
+      </w:r>
+      <w:r>
+        <w:tab/>
+      </w:r>
       <w:r>
         <w:rPr>
           <w:rFonts w:hint="eastAsia"/>
@@ -14479,6 +14857,15 @@
       <w:pPr>
         <w:pStyle w:val="Heading3"/>
       </w:pPr>
+      <w:r>
+        <w:rPr>
+          <w:rStyle w:val="SectionNumber"/>
+        </w:rPr>
+        <w:t xml:space="preserve">0.9.2</w:t>
+      </w:r>
+      <w:r>
+        <w:tab/>
+      </w:r>
       <w:r>
         <w:rPr>
           <w:rFonts w:hint="eastAsia"/>
@@ -14665,6 +15052,15 @@
       <w:pPr>
         <w:pStyle w:val="Heading3"/>
       </w:pPr>
+      <w:r>
+        <w:rPr>
+          <w:rStyle w:val="SectionNumber"/>
+        </w:rPr>
+        <w:t xml:space="preserve">0.9.3</w:t>
+      </w:r>
+      <w:r>
+        <w:tab/>
+      </w:r>
       <w:r>
         <w:rPr>
           <w:rFonts w:hint="eastAsia"/>
@@ -14861,6 +15257,15 @@
       </w:pPr>
       <w:r>
         <w:rPr>
+          <w:rStyle w:val="SectionNumber"/>
+        </w:rPr>
+        <w:t xml:space="preserve">0.9.4</w:t>
+      </w:r>
+      <w:r>
+        <w:tab/>
+      </w:r>
+      <w:r>
+        <w:rPr>
           <w:rFonts w:hint="eastAsia"/>
         </w:rPr>
         <w:t xml:space="preserve">分析</w:t>
@@ -14902,6 +15307,15 @@
         <w:pStyle w:val="Heading2"/>
       </w:pPr>
       <w:r>
+        <w:rPr>
+          <w:rStyle w:val="SectionNumber"/>
+        </w:rPr>
+        <w:t xml:space="preserve">0.10</w:t>
+      </w:r>
+      <w:r>
+        <w:tab/>
+      </w:r>
+      <w:r>
         <w:t xml:space="preserve">Problem </w:t>
       </w:r>
       <w:r>
@@ -14925,6 +15339,15 @@
       <w:pPr>
         <w:pStyle w:val="Heading3"/>
       </w:pPr>
+      <w:r>
+        <w:rPr>
+          <w:rStyle w:val="SectionNumber"/>
+        </w:rPr>
+        <w:t xml:space="preserve">0.10.1</w:t>
+      </w:r>
+      <w:r>
+        <w:tab/>
+      </w:r>
       <w:r>
         <w:rPr>
           <w:rFonts w:hint="eastAsia"/>
@@ -15229,6 +15652,15 @@
       </w:pPr>
       <w:r>
         <w:rPr>
+          <w:rStyle w:val="SectionNumber"/>
+        </w:rPr>
+        <w:t xml:space="preserve">0.10.2</w:t>
+      </w:r>
+      <w:r>
+        <w:tab/>
+      </w:r>
+      <w:r>
+        <w:rPr>
           <w:rFonts w:hint="eastAsia"/>
         </w:rPr>
         <w:t xml:space="preserve">解决方式</w:t>
@@ -15459,6 +15891,15 @@
       <w:pPr>
         <w:pStyle w:val="Heading3"/>
       </w:pPr>
+      <w:r>
+        <w:rPr>
+          <w:rStyle w:val="SectionNumber"/>
+        </w:rPr>
+        <w:t xml:space="preserve">0.10.3</w:t>
+      </w:r>
+      <w:r>
+        <w:tab/>
+      </w:r>
       <w:r>
         <w:rPr>
           <w:rFonts w:hint="eastAsia"/>
@@ -15735,6 +16176,15 @@
       </w:pPr>
       <w:r>
         <w:rPr>
+          <w:rStyle w:val="SectionNumber"/>
+        </w:rPr>
+        <w:t xml:space="preserve">0.10.4</w:t>
+      </w:r>
+      <w:r>
+        <w:tab/>
+      </w:r>
+      <w:r>
+        <w:rPr>
           <w:rFonts w:hint="eastAsia"/>
         </w:rPr>
         <w:t xml:space="preserve">分析</w:t>
@@ -15778,6 +16228,15 @@
       <w:pPr>
         <w:pStyle w:val="Heading2"/>
       </w:pPr>
+      <w:r>
+        <w:rPr>
+          <w:rStyle w:val="SectionNumber"/>
+        </w:rPr>
+        <w:t xml:space="preserve">0.11</w:t>
+      </w:r>
+      <w:r>
+        <w:tab/>
+      </w:r>
       <w:r>
         <w:t xml:space="preserve">Problem </w:t>
       </w:r>
@@ -15816,6 +16275,15 @@
       <w:pPr>
         <w:pStyle w:val="Heading3"/>
       </w:pPr>
+      <w:r>
+        <w:rPr>
+          <w:rStyle w:val="SectionNumber"/>
+        </w:rPr>
+        <w:t xml:space="preserve">0.11.1</w:t>
+      </w:r>
+      <w:r>
+        <w:tab/>
+      </w:r>
       <w:r>
         <w:rPr>
           <w:rFonts w:hint="eastAsia"/>
@@ -15966,6 +16434,15 @@
       </w:pPr>
       <w:r>
         <w:rPr>
+          <w:rStyle w:val="SectionNumber"/>
+        </w:rPr>
+        <w:t xml:space="preserve">0.11.2</w:t>
+      </w:r>
+      <w:r>
+        <w:tab/>
+      </w:r>
+      <w:r>
+        <w:rPr>
           <w:rFonts w:hint="eastAsia"/>
         </w:rPr>
         <w:t xml:space="preserve">解决方式</w:t>
@@ -16293,6 +16770,15 @@
       <w:pPr>
         <w:pStyle w:val="Heading3"/>
       </w:pPr>
+      <w:r>
+        <w:rPr>
+          <w:rStyle w:val="SectionNumber"/>
+        </w:rPr>
+        <w:t xml:space="preserve">0.11.3</w:t>
+      </w:r>
+      <w:r>
+        <w:tab/>
+      </w:r>
       <w:r>
         <w:rPr>
           <w:rFonts w:hint="eastAsia"/>
@@ -17099,6 +17585,15 @@
       </w:pPr>
       <w:r>
         <w:rPr>
+          <w:rStyle w:val="SectionNumber"/>
+        </w:rPr>
+        <w:t xml:space="preserve">0.11.4</w:t>
+      </w:r>
+      <w:r>
+        <w:tab/>
+      </w:r>
+      <w:r>
+        <w:rPr>
           <w:rFonts w:hint="eastAsia"/>
         </w:rPr>
         <w:t xml:space="preserve">分析</w:t>
@@ -17287,6 +17782,15 @@
         <w:pStyle w:val="Heading2"/>
       </w:pPr>
       <w:r>
+        <w:rPr>
+          <w:rStyle w:val="SectionNumber"/>
+        </w:rPr>
+        <w:t xml:space="preserve">0.12</w:t>
+      </w:r>
+      <w:r>
+        <w:tab/>
+      </w:r>
+      <w:r>
         <w:t xml:space="preserve">Problem </w:t>
       </w:r>
       <w:r>
@@ -17301,6 +17805,15 @@
       <w:pPr>
         <w:pStyle w:val="Heading3"/>
       </w:pPr>
+      <w:r>
+        <w:rPr>
+          <w:rStyle w:val="SectionNumber"/>
+        </w:rPr>
+        <w:t xml:space="preserve">0.12.1</w:t>
+      </w:r>
+      <w:r>
+        <w:tab/>
+      </w:r>
       <w:r>
         <w:rPr>
           <w:rFonts w:hint="eastAsia"/>
@@ -17514,6 +18027,15 @@
       </w:pPr>
       <w:r>
         <w:rPr>
+          <w:rStyle w:val="SectionNumber"/>
+        </w:rPr>
+        <w:t xml:space="preserve">0.12.2</w:t>
+      </w:r>
+      <w:r>
+        <w:tab/>
+      </w:r>
+      <w:r>
+        <w:rPr>
           <w:rFonts w:hint="eastAsia"/>
         </w:rPr>
         <w:t xml:space="preserve">解决方式</w:t>
@@ -17661,6 +18183,15 @@
       <w:pPr>
         <w:pStyle w:val="Heading3"/>
       </w:pPr>
+      <w:r>
+        <w:rPr>
+          <w:rStyle w:val="SectionNumber"/>
+        </w:rPr>
+        <w:t xml:space="preserve">0.12.3</w:t>
+      </w:r>
+      <w:r>
+        <w:tab/>
+      </w:r>
       <w:r>
         <w:rPr>
           <w:rFonts w:hint="eastAsia"/>
@@ -18090,6 +18621,15 @@
       </w:pPr>
       <w:r>
         <w:rPr>
+          <w:rStyle w:val="SectionNumber"/>
+        </w:rPr>
+        <w:t xml:space="preserve">0.12.4</w:t>
+      </w:r>
+      <w:r>
+        <w:tab/>
+      </w:r>
+      <w:r>
+        <w:rPr>
           <w:rFonts w:hint="eastAsia"/>
         </w:rPr>
         <w:t xml:space="preserve">分析</w:t>
@@ -18259,6 +18799,15 @@
         <w:pStyle w:val="Heading2"/>
       </w:pPr>
       <w:r>
+        <w:rPr>
+          <w:rStyle w:val="SectionNumber"/>
+        </w:rPr>
+        <w:t xml:space="preserve">0.13</w:t>
+      </w:r>
+      <w:r>
+        <w:tab/>
+      </w:r>
+      <w:r>
         <w:t xml:space="preserve">Problem </w:t>
       </w:r>
       <w:r>
@@ -18273,6 +18822,15 @@
       <w:pPr>
         <w:pStyle w:val="Heading3"/>
       </w:pPr>
+      <w:r>
+        <w:rPr>
+          <w:rStyle w:val="SectionNumber"/>
+        </w:rPr>
+        <w:t xml:space="preserve">0.13.1</w:t>
+      </w:r>
+      <w:r>
+        <w:tab/>
+      </w:r>
       <w:r>
         <w:rPr>
           <w:rFonts w:hint="eastAsia"/>
@@ -18508,6 +19066,15 @@
       <w:pPr>
         <w:pStyle w:val="Heading3"/>
       </w:pPr>
+      <w:r>
+        <w:rPr>
+          <w:rStyle w:val="SectionNumber"/>
+        </w:rPr>
+        <w:t xml:space="preserve">0.13.2</w:t>
+      </w:r>
+      <w:r>
+        <w:tab/>
+      </w:r>
       <w:r>
         <w:rPr>
           <w:rFonts w:hint="eastAsia"/>
@@ -18815,6 +19382,15 @@
       <w:pPr>
         <w:pStyle w:val="Heading3"/>
       </w:pPr>
+      <w:r>
+        <w:rPr>
+          <w:rStyle w:val="SectionNumber"/>
+        </w:rPr>
+        <w:t xml:space="preserve">0.13.3</w:t>
+      </w:r>
+      <w:r>
+        <w:tab/>
+      </w:r>
       <w:r>
         <w:rPr>
           <w:rFonts w:hint="eastAsia"/>
@@ -19551,6 +20127,15 @@
       </w:pPr>
       <w:r>
         <w:rPr>
+          <w:rStyle w:val="SectionNumber"/>
+        </w:rPr>
+        <w:t xml:space="preserve">0.13.4</w:t>
+      </w:r>
+      <w:r>
+        <w:tab/>
+      </w:r>
+      <w:r>
+        <w:rPr>
           <w:rFonts w:hint="eastAsia"/>
         </w:rPr>
         <w:t xml:space="preserve">分析</w:t>
@@ -19638,6 +20223,15 @@
         <w:pStyle w:val="Heading2"/>
       </w:pPr>
       <w:r>
+        <w:rPr>
+          <w:rStyle w:val="SectionNumber"/>
+        </w:rPr>
+        <w:t xml:space="preserve">0.14</w:t>
+      </w:r>
+      <w:r>
+        <w:tab/>
+      </w:r>
+      <w:r>
         <w:t xml:space="preserve">Problem </w:t>
       </w:r>
       <w:r>
@@ -19652,6 +20246,15 @@
       <w:pPr>
         <w:pStyle w:val="Heading3"/>
       </w:pPr>
+      <w:r>
+        <w:rPr>
+          <w:rStyle w:val="SectionNumber"/>
+        </w:rPr>
+        <w:t xml:space="preserve">0.14.1</w:t>
+      </w:r>
+      <w:r>
+        <w:tab/>
+      </w:r>
       <w:r>
         <w:rPr>
           <w:rFonts w:hint="eastAsia"/>
@@ -19685,6 +20288,15 @@
       <w:pPr>
         <w:pStyle w:val="Heading3"/>
       </w:pPr>
+      <w:r>
+        <w:rPr>
+          <w:rStyle w:val="SectionNumber"/>
+        </w:rPr>
+        <w:t xml:space="preserve">0.14.2</w:t>
+      </w:r>
+      <w:r>
+        <w:tab/>
+      </w:r>
       <w:r>
         <w:rPr>
           <w:rFonts w:hint="eastAsia"/>
@@ -19801,6 +20413,15 @@
       <w:pPr>
         <w:pStyle w:val="Heading3"/>
       </w:pPr>
+      <w:r>
+        <w:rPr>
+          <w:rStyle w:val="SectionNumber"/>
+        </w:rPr>
+        <w:t xml:space="preserve">0.14.3</w:t>
+      </w:r>
+      <w:r>
+        <w:tab/>
+      </w:r>
       <w:r>
         <w:rPr>
           <w:rFonts w:hint="eastAsia"/>
@@ -20421,6 +21042,15 @@
       </w:pPr>
       <w:r>
         <w:rPr>
+          <w:rStyle w:val="SectionNumber"/>
+        </w:rPr>
+        <w:t xml:space="preserve">0.14.4</w:t>
+      </w:r>
+      <w:r>
+        <w:tab/>
+      </w:r>
+      <w:r>
+        <w:rPr>
           <w:rFonts w:hint="eastAsia"/>
         </w:rPr>
         <w:t xml:space="preserve">分析</w:t>
@@ -20480,6 +21110,15 @@
         <w:pStyle w:val="Heading2"/>
       </w:pPr>
       <w:r>
+        <w:rPr>
+          <w:rStyle w:val="SectionNumber"/>
+        </w:rPr>
+        <w:t xml:space="preserve">0.15</w:t>
+      </w:r>
+      <w:r>
+        <w:tab/>
+      </w:r>
+      <w:r>
         <w:t xml:space="preserve">Problem </w:t>
       </w:r>
       <w:r>
@@ -20494,6 +21133,15 @@
       <w:pPr>
         <w:pStyle w:val="Heading3"/>
       </w:pPr>
+      <w:r>
+        <w:rPr>
+          <w:rStyle w:val="SectionNumber"/>
+        </w:rPr>
+        <w:t xml:space="preserve">0.15.1</w:t>
+      </w:r>
+      <w:r>
+        <w:tab/>
+      </w:r>
       <w:r>
         <w:rPr>
           <w:rFonts w:hint="eastAsia"/>
@@ -20589,6 +21237,15 @@
       </w:pPr>
       <w:r>
         <w:rPr>
+          <w:rStyle w:val="SectionNumber"/>
+        </w:rPr>
+        <w:t xml:space="preserve">0.15.2</w:t>
+      </w:r>
+      <w:r>
+        <w:tab/>
+      </w:r>
+      <w:r>
+        <w:rPr>
           <w:rFonts w:hint="eastAsia"/>
         </w:rPr>
         <w:t xml:space="preserve">解决方式</w:t>
@@ -20629,6 +21286,15 @@
       <w:pPr>
         <w:pStyle w:val="Heading3"/>
       </w:pPr>
+      <w:r>
+        <w:rPr>
+          <w:rStyle w:val="SectionNumber"/>
+        </w:rPr>
+        <w:t xml:space="preserve">0.15.3</w:t>
+      </w:r>
+      <w:r>
+        <w:tab/>
+      </w:r>
       <w:r>
         <w:rPr>
           <w:rFonts w:hint="eastAsia"/>
@@ -21446,6 +22112,15 @@
       </w:pPr>
       <w:r>
         <w:rPr>
+          <w:rStyle w:val="SectionNumber"/>
+        </w:rPr>
+        <w:t xml:space="preserve">0.15.4</w:t>
+      </w:r>
+      <w:r>
+        <w:tab/>
+      </w:r>
+      <w:r>
+        <w:rPr>
           <w:rFonts w:hint="eastAsia"/>
         </w:rPr>
         <w:t xml:space="preserve">分析</w:t>
@@ -21664,6 +22339,15 @@
         <w:pStyle w:val="Heading2"/>
       </w:pPr>
       <w:r>
+        <w:rPr>
+          <w:rStyle w:val="SectionNumber"/>
+        </w:rPr>
+        <w:t xml:space="preserve">0.16</w:t>
+      </w:r>
+      <w:r>
+        <w:tab/>
+      </w:r>
+      <w:r>
         <w:t xml:space="preserve">Problem </w:t>
       </w:r>
       <w:r>
@@ -21678,6 +22362,15 @@
       <w:pPr>
         <w:pStyle w:val="Heading3"/>
       </w:pPr>
+      <w:r>
+        <w:rPr>
+          <w:rStyle w:val="SectionNumber"/>
+        </w:rPr>
+        <w:t xml:space="preserve">0.16.1</w:t>
+      </w:r>
+      <w:r>
+        <w:tab/>
+      </w:r>
       <w:r>
         <w:rPr>
           <w:rFonts w:hint="eastAsia"/>
@@ -21749,6 +22442,15 @@
       <w:pPr>
         <w:pStyle w:val="Heading3"/>
       </w:pPr>
+      <w:r>
+        <w:rPr>
+          <w:rStyle w:val="SectionNumber"/>
+        </w:rPr>
+        <w:t xml:space="preserve">0.16.2</w:t>
+      </w:r>
+      <w:r>
+        <w:tab/>
+      </w:r>
       <w:r>
         <w:rPr>
           <w:rFonts w:hint="eastAsia"/>
@@ -21960,6 +22662,15 @@
       <w:pPr>
         <w:pStyle w:val="Heading3"/>
       </w:pPr>
+      <w:r>
+        <w:rPr>
+          <w:rStyle w:val="SectionNumber"/>
+        </w:rPr>
+        <w:t xml:space="preserve">0.16.3</w:t>
+      </w:r>
+      <w:r>
+        <w:tab/>
+      </w:r>
       <w:r>
         <w:rPr>
           <w:rFonts w:hint="eastAsia"/>
@@ -22696,6 +23407,15 @@
       </w:pPr>
       <w:r>
         <w:rPr>
+          <w:rStyle w:val="SectionNumber"/>
+        </w:rPr>
+        <w:t xml:space="preserve">0.16.4</w:t>
+      </w:r>
+      <w:r>
+        <w:tab/>
+      </w:r>
+      <w:r>
+        <w:rPr>
           <w:rFonts w:hint="eastAsia"/>
         </w:rPr>
         <w:t xml:space="preserve">分析</w:t>
@@ -22780,6 +23500,15 @@
         <w:pStyle w:val="Heading2"/>
       </w:pPr>
       <w:r>
+        <w:rPr>
+          <w:rStyle w:val="SectionNumber"/>
+        </w:rPr>
+        <w:t xml:space="preserve">0.17</w:t>
+      </w:r>
+      <w:r>
+        <w:tab/>
+      </w:r>
+      <w:r>
         <w:t xml:space="preserve">Problem </w:t>
       </w:r>
       <w:r>
@@ -22794,6 +23523,15 @@
       <w:pPr>
         <w:pStyle w:val="Heading3"/>
       </w:pPr>
+      <w:r>
+        <w:rPr>
+          <w:rStyle w:val="SectionNumber"/>
+        </w:rPr>
+        <w:t xml:space="preserve">0.17.1</w:t>
+      </w:r>
+      <w:r>
+        <w:tab/>
+      </w:r>
       <w:r>
         <w:rPr>
           <w:rFonts w:hint="eastAsia"/>
@@ -22880,6 +23618,15 @@
       </w:pPr>
       <w:r>
         <w:rPr>
+          <w:rStyle w:val="SectionNumber"/>
+        </w:rPr>
+        <w:t xml:space="preserve">0.17.2</w:t>
+      </w:r>
+      <w:r>
+        <w:tab/>
+      </w:r>
+      <w:r>
+        <w:rPr>
           <w:rFonts w:hint="eastAsia"/>
         </w:rPr>
         <w:t xml:space="preserve">解决方式</w:t>
@@ -22920,6 +23667,15 @@
       <w:pPr>
         <w:pStyle w:val="Heading3"/>
       </w:pPr>
+      <w:r>
+        <w:rPr>
+          <w:rStyle w:val="SectionNumber"/>
+        </w:rPr>
+        <w:t xml:space="preserve">0.17.3</w:t>
+      </w:r>
+      <w:r>
+        <w:tab/>
+      </w:r>
       <w:r>
         <w:rPr>
           <w:rFonts w:hint="eastAsia"/>
@@ -23737,6 +24493,15 @@
       </w:pPr>
       <w:r>
         <w:rPr>
+          <w:rStyle w:val="SectionNumber"/>
+        </w:rPr>
+        <w:t xml:space="preserve">0.17.4</w:t>
+      </w:r>
+      <w:r>
+        <w:tab/>
+      </w:r>
+      <w:r>
+        <w:rPr>
           <w:rFonts w:hint="eastAsia"/>
         </w:rPr>
         <w:t xml:space="preserve">分析</w:t>
@@ -23858,6 +24623,15 @@
         <w:pStyle w:val="Heading2"/>
       </w:pPr>
       <w:r>
+        <w:rPr>
+          <w:rStyle w:val="SectionNumber"/>
+        </w:rPr>
+        <w:t xml:space="preserve">0.18</w:t>
+      </w:r>
+      <w:r>
+        <w:tab/>
+      </w:r>
+      <w:r>
         <w:t xml:space="preserve">Problem </w:t>
       </w:r>
       <w:r>
@@ -23872,6 +24646,15 @@
       <w:pPr>
         <w:pStyle w:val="Heading3"/>
       </w:pPr>
+      <w:r>
+        <w:rPr>
+          <w:rStyle w:val="SectionNumber"/>
+        </w:rPr>
+        <w:t xml:space="preserve">0.18.1</w:t>
+      </w:r>
+      <w:r>
+        <w:tab/>
+      </w:r>
       <w:r>
         <w:rPr>
           <w:rFonts w:hint="eastAsia"/>
@@ -23896,6 +24679,15 @@
       <w:pPr>
         <w:pStyle w:val="Heading3"/>
       </w:pPr>
+      <w:r>
+        <w:rPr>
+          <w:rStyle w:val="SectionNumber"/>
+        </w:rPr>
+        <w:t xml:space="preserve">0.18.2</w:t>
+      </w:r>
+      <w:r>
+        <w:tab/>
+      </w:r>
       <w:r>
         <w:rPr>
           <w:rFonts w:hint="eastAsia"/>
@@ -24283,6 +25075,15 @@
       <w:pPr>
         <w:pStyle w:val="Heading3"/>
       </w:pPr>
+      <w:r>
+        <w:rPr>
+          <w:rStyle w:val="SectionNumber"/>
+        </w:rPr>
+        <w:t xml:space="preserve">0.18.3</w:t>
+      </w:r>
+      <w:r>
+        <w:tab/>
+      </w:r>
       <w:r>
         <w:rPr>
           <w:rFonts w:hint="eastAsia"/>
@@ -24432,6 +25233,15 @@
       <w:pPr>
         <w:pStyle w:val="Heading3"/>
       </w:pPr>
+      <w:r>
+        <w:rPr>
+          <w:rStyle w:val="SectionNumber"/>
+        </w:rPr>
+        <w:t xml:space="preserve">0.18.4</w:t>
+      </w:r>
+      <w:r>
+        <w:tab/>
+      </w:r>
       <w:r>
         <w:rPr>
           <w:rFonts w:hint="eastAsia"/>
